--- a/docs/SYSTEM_ARCHITECTURE.docx
+++ b/docs/SYSTEM_ARCHITECTURE.docx
@@ -6253,21 +6253,17 @@
         </w:tblBorders>
       </w:tblPr>
       <w:tblGrid>
-        <w:gridCol w:w="1400"/>
-        <w:gridCol w:w="850"/>
-        <w:gridCol w:w="850"/>
-        <w:gridCol w:w="850"/>
-        <w:gridCol w:w="850"/>
-        <w:gridCol w:w="850"/>
-        <w:gridCol w:w="850"/>
-        <w:gridCol w:w="850"/>
-        <w:gridCol w:w="850"/>
-        <w:gridCol w:w="826"/>
+        <w:gridCol w:w="1800"/>
+        <w:gridCol w:w="1500"/>
+        <w:gridCol w:w="1500"/>
+        <w:gridCol w:w="1500"/>
+        <w:gridCol w:w="1500"/>
+        <w:gridCol w:w="1226"/>
       </w:tblGrid>
       <w:tr>
         <w:tc>
           <w:tcPr>
-            <w:tcW w:type="dxa" w:w="1400"/>
+            <w:tcW w:type="dxa" w:w="1800"/>
             <w:tcBorders>
               <w:top w:val="single" w:color="CCCCCC" w:sz="1"/>
               <w:left w:val="single" w:color="CCCCCC" w:sz="1"/>
@@ -6302,7 +6298,7 @@
         </w:tc>
         <w:tc>
           <w:tcPr>
-            <w:tcW w:type="dxa" w:w="850"/>
+            <w:tcW w:type="dxa" w:w="1500"/>
             <w:tcBorders>
               <w:top w:val="single" w:color="CCCCCC" w:sz="1"/>
               <w:left w:val="single" w:color="CCCCCC" w:sz="1"/>
@@ -6337,7 +6333,7 @@
         </w:tc>
         <w:tc>
           <w:tcPr>
-            <w:tcW w:type="dxa" w:w="850"/>
+            <w:tcW w:type="dxa" w:w="1500"/>
             <w:tcBorders>
               <w:top w:val="single" w:color="CCCCCC" w:sz="1"/>
               <w:left w:val="single" w:color="CCCCCC" w:sz="1"/>
@@ -6372,7 +6368,7 @@
         </w:tc>
         <w:tc>
           <w:tcPr>
-            <w:tcW w:type="dxa" w:w="850"/>
+            <w:tcW w:type="dxa" w:w="1500"/>
             <w:tcBorders>
               <w:top w:val="single" w:color="CCCCCC" w:sz="1"/>
               <w:left w:val="single" w:color="CCCCCC" w:sz="1"/>
@@ -6407,7 +6403,7 @@
         </w:tc>
         <w:tc>
           <w:tcPr>
-            <w:tcW w:type="dxa" w:w="850"/>
+            <w:tcW w:type="dxa" w:w="1500"/>
             <w:tcBorders>
               <w:top w:val="single" w:color="CCCCCC" w:sz="1"/>
               <w:left w:val="single" w:color="CCCCCC" w:sz="1"/>
@@ -6442,7 +6438,7 @@
         </w:tc>
         <w:tc>
           <w:tcPr>
-            <w:tcW w:type="dxa" w:w="850"/>
+            <w:tcW w:type="dxa" w:w="1226"/>
             <w:tcBorders>
               <w:top w:val="single" w:color="CCCCCC" w:sz="1"/>
               <w:left w:val="single" w:color="CCCCCC" w:sz="1"/>
@@ -6471,147 +6467,7 @@
                 <w:sz w:val="18"/>
                 <w:szCs w:val="18"/>
               </w:rPr>
-              <w:t xml:space="preserve">参事</w:t>
-            </w:r>
-          </w:p>
-        </w:tc>
-        <w:tc>
-          <w:tcPr>
-            <w:tcW w:type="dxa" w:w="850"/>
-            <w:tcBorders>
-              <w:top w:val="single" w:color="CCCCCC" w:sz="1"/>
-              <w:left w:val="single" w:color="CCCCCC" w:sz="1"/>
-              <w:bottom w:val="single" w:color="CCCCCC" w:sz="1"/>
-              <w:right w:val="single" w:color="CCCCCC" w:sz="1"/>
-            </w:tcBorders>
-            <w:shd w:fill="1F4E79" w:val="clear"/>
-            <w:tcMar>
-              <w:top w:type="dxa" w:w="60"/>
-              <w:left w:type="dxa" w:w="100"/>
-              <w:bottom w:type="dxa" w:w="60"/>
-              <w:right w:type="dxa" w:w="100"/>
-            </w:tcMar>
-            <w:vAlign w:val="center"/>
-          </w:tcPr>
-          <w:p>
-            <w:pPr>
-              <w:jc w:val="center"/>
-            </w:pPr>
-            <w:r>
-              <w:rPr>
-                <w:rFonts w:ascii="Meiryo UI" w:cs="Meiryo UI" w:eastAsia="Meiryo UI" w:hAnsi="Meiryo UI"/>
-                <w:b/>
-                <w:bCs/>
-                <w:color w:val="FFFFFF"/>
-                <w:sz w:val="18"/>
-                <w:szCs w:val="18"/>
-              </w:rPr>
-              <w:t xml:space="preserve">所長</w:t>
-            </w:r>
-          </w:p>
-        </w:tc>
-        <w:tc>
-          <w:tcPr>
-            <w:tcW w:type="dxa" w:w="850"/>
-            <w:tcBorders>
-              <w:top w:val="single" w:color="CCCCCC" w:sz="1"/>
-              <w:left w:val="single" w:color="CCCCCC" w:sz="1"/>
-              <w:bottom w:val="single" w:color="CCCCCC" w:sz="1"/>
-              <w:right w:val="single" w:color="CCCCCC" w:sz="1"/>
-            </w:tcBorders>
-            <w:shd w:fill="1F4E79" w:val="clear"/>
-            <w:tcMar>
-              <w:top w:type="dxa" w:w="60"/>
-              <w:left w:type="dxa" w:w="100"/>
-              <w:bottom w:type="dxa" w:w="60"/>
-              <w:right w:type="dxa" w:w="100"/>
-            </w:tcMar>
-            <w:vAlign w:val="center"/>
-          </w:tcPr>
-          <w:p>
-            <w:pPr>
-              <w:jc w:val="center"/>
-            </w:pPr>
-            <w:r>
-              <w:rPr>
-                <w:rFonts w:ascii="Meiryo UI" w:cs="Meiryo UI" w:eastAsia="Meiryo UI" w:hAnsi="Meiryo UI"/>
-                <w:b/>
-                <w:bCs/>
-                <w:color w:val="FFFFFF"/>
-                <w:sz w:val="18"/>
-                <w:szCs w:val="18"/>
-              </w:rPr>
-              <w:t xml:space="preserve">課長</w:t>
-            </w:r>
-          </w:p>
-        </w:tc>
-        <w:tc>
-          <w:tcPr>
-            <w:tcW w:type="dxa" w:w="850"/>
-            <w:tcBorders>
-              <w:top w:val="single" w:color="CCCCCC" w:sz="1"/>
-              <w:left w:val="single" w:color="CCCCCC" w:sz="1"/>
-              <w:bottom w:val="single" w:color="CCCCCC" w:sz="1"/>
-              <w:right w:val="single" w:color="CCCCCC" w:sz="1"/>
-            </w:tcBorders>
-            <w:shd w:fill="1F4E79" w:val="clear"/>
-            <w:tcMar>
-              <w:top w:type="dxa" w:w="60"/>
-              <w:left w:type="dxa" w:w="100"/>
-              <w:bottom w:type="dxa" w:w="60"/>
-              <w:right w:type="dxa" w:w="100"/>
-            </w:tcMar>
-            <w:vAlign w:val="center"/>
-          </w:tcPr>
-          <w:p>
-            <w:pPr>
-              <w:jc w:val="center"/>
-            </w:pPr>
-            <w:r>
-              <w:rPr>
-                <w:rFonts w:ascii="Meiryo UI" w:cs="Meiryo UI" w:eastAsia="Meiryo UI" w:hAnsi="Meiryo UI"/>
-                <w:b/>
-                <w:bCs/>
-                <w:color w:val="FFFFFF"/>
-                <w:sz w:val="18"/>
-                <w:szCs w:val="18"/>
-              </w:rPr>
-              <w:t xml:space="preserve">所長代理</w:t>
-            </w:r>
-          </w:p>
-        </w:tc>
-        <w:tc>
-          <w:tcPr>
-            <w:tcW w:type="dxa" w:w="826"/>
-            <w:tcBorders>
-              <w:top w:val="single" w:color="CCCCCC" w:sz="1"/>
-              <w:left w:val="single" w:color="CCCCCC" w:sz="1"/>
-              <w:bottom w:val="single" w:color="CCCCCC" w:sz="1"/>
-              <w:right w:val="single" w:color="CCCCCC" w:sz="1"/>
-            </w:tcBorders>
-            <w:shd w:fill="1F4E79" w:val="clear"/>
-            <w:tcMar>
-              <w:top w:type="dxa" w:w="60"/>
-              <w:left w:type="dxa" w:w="100"/>
-              <w:bottom w:type="dxa" w:w="60"/>
-              <w:right w:type="dxa" w:w="100"/>
-            </w:tcMar>
-            <w:vAlign w:val="center"/>
-          </w:tcPr>
-          <w:p>
-            <w:pPr>
-              <w:jc w:val="center"/>
-            </w:pPr>
-            <w:r>
-              <w:rPr>
-                <w:rFonts w:ascii="Meiryo UI" w:cs="Meiryo UI" w:eastAsia="Meiryo UI" w:hAnsi="Meiryo UI"/>
-                <w:b/>
-                <w:bCs/>
-                <w:color w:val="FFFFFF"/>
-                <w:sz w:val="18"/>
-                <w:szCs w:val="18"/>
-              </w:rPr>
-              <w:t xml:space="preserve">主事以下</w:t>
+              <w:t xml:space="preserve">課長以下</w:t>
             </w:r>
           </w:p>
         </w:tc>
@@ -6619,7 +6475,7 @@
       <w:tr>
         <w:tc>
           <w:tcPr>
-            <w:tcW w:type="dxa" w:w="1400"/>
+            <w:tcW w:type="dxa" w:w="1800"/>
             <w:tcBorders>
               <w:top w:val="single" w:color="CCCCCC" w:sz="1"/>
               <w:left w:val="single" w:color="CCCCCC" w:sz="1"/>
@@ -6652,7 +6508,7 @@
         </w:tc>
         <w:tc>
           <w:tcPr>
-            <w:tcW w:type="dxa" w:w="850"/>
+            <w:tcW w:type="dxa" w:w="1500"/>
             <w:tcBorders>
               <w:top w:val="single" w:color="CCCCCC" w:sz="1"/>
               <w:left w:val="single" w:color="CCCCCC" w:sz="1"/>
@@ -6685,7 +6541,7 @@
         </w:tc>
         <w:tc>
           <w:tcPr>
-            <w:tcW w:type="dxa" w:w="850"/>
+            <w:tcW w:type="dxa" w:w="1500"/>
             <w:tcBorders>
               <w:top w:val="single" w:color="CCCCCC" w:sz="1"/>
               <w:left w:val="single" w:color="CCCCCC" w:sz="1"/>
@@ -6718,7 +6574,7 @@
         </w:tc>
         <w:tc>
           <w:tcPr>
-            <w:tcW w:type="dxa" w:w="850"/>
+            <w:tcW w:type="dxa" w:w="1500"/>
             <w:tcBorders>
               <w:top w:val="single" w:color="CCCCCC" w:sz="1"/>
               <w:left w:val="single" w:color="CCCCCC" w:sz="1"/>
@@ -6751,7 +6607,7 @@
         </w:tc>
         <w:tc>
           <w:tcPr>
-            <w:tcW w:type="dxa" w:w="850"/>
+            <w:tcW w:type="dxa" w:w="1500"/>
             <w:tcBorders>
               <w:top w:val="single" w:color="CCCCCC" w:sz="1"/>
               <w:left w:val="single" w:color="CCCCCC" w:sz="1"/>
@@ -6784,139 +6640,7 @@
         </w:tc>
         <w:tc>
           <w:tcPr>
-            <w:tcW w:type="dxa" w:w="850"/>
-            <w:tcBorders>
-              <w:top w:val="single" w:color="CCCCCC" w:sz="1"/>
-              <w:left w:val="single" w:color="CCCCCC" w:sz="1"/>
-              <w:bottom w:val="single" w:color="CCCCCC" w:sz="1"/>
-              <w:right w:val="single" w:color="CCCCCC" w:sz="1"/>
-            </w:tcBorders>
-            <w:tcMar>
-              <w:top w:type="dxa" w:w="60"/>
-              <w:left w:type="dxa" w:w="100"/>
-              <w:bottom w:type="dxa" w:w="60"/>
-              <w:right w:type="dxa" w:w="100"/>
-            </w:tcMar>
-            <w:vAlign w:val="center"/>
-          </w:tcPr>
-          <w:p>
-            <w:pPr>
-              <w:jc w:val="center"/>
-            </w:pPr>
-            <w:r>
-              <w:rPr>
-                <w:rFonts w:ascii="Meiryo UI" w:cs="Meiryo UI" w:eastAsia="Meiryo UI" w:hAnsi="Meiryo UI"/>
-                <w:b w:val="false"/>
-                <w:bCs w:val="false"/>
-                <w:sz w:val="18"/>
-                <w:szCs w:val="18"/>
-              </w:rPr>
-              <w:t xml:space="preserve">○</w:t>
-            </w:r>
-          </w:p>
-        </w:tc>
-        <w:tc>
-          <w:tcPr>
-            <w:tcW w:type="dxa" w:w="850"/>
-            <w:tcBorders>
-              <w:top w:val="single" w:color="CCCCCC" w:sz="1"/>
-              <w:left w:val="single" w:color="CCCCCC" w:sz="1"/>
-              <w:bottom w:val="single" w:color="CCCCCC" w:sz="1"/>
-              <w:right w:val="single" w:color="CCCCCC" w:sz="1"/>
-            </w:tcBorders>
-            <w:tcMar>
-              <w:top w:type="dxa" w:w="60"/>
-              <w:left w:type="dxa" w:w="100"/>
-              <w:bottom w:type="dxa" w:w="60"/>
-              <w:right w:type="dxa" w:w="100"/>
-            </w:tcMar>
-            <w:vAlign w:val="center"/>
-          </w:tcPr>
-          <w:p>
-            <w:pPr>
-              <w:jc w:val="center"/>
-            </w:pPr>
-            <w:r>
-              <w:rPr>
-                <w:rFonts w:ascii="Meiryo UI" w:cs="Meiryo UI" w:eastAsia="Meiryo UI" w:hAnsi="Meiryo UI"/>
-                <w:b w:val="false"/>
-                <w:bCs w:val="false"/>
-                <w:sz w:val="18"/>
-                <w:szCs w:val="18"/>
-              </w:rPr>
-              <w:t xml:space="preserve">○</w:t>
-            </w:r>
-          </w:p>
-        </w:tc>
-        <w:tc>
-          <w:tcPr>
-            <w:tcW w:type="dxa" w:w="850"/>
-            <w:tcBorders>
-              <w:top w:val="single" w:color="CCCCCC" w:sz="1"/>
-              <w:left w:val="single" w:color="CCCCCC" w:sz="1"/>
-              <w:bottom w:val="single" w:color="CCCCCC" w:sz="1"/>
-              <w:right w:val="single" w:color="CCCCCC" w:sz="1"/>
-            </w:tcBorders>
-            <w:tcMar>
-              <w:top w:type="dxa" w:w="60"/>
-              <w:left w:type="dxa" w:w="100"/>
-              <w:bottom w:type="dxa" w:w="60"/>
-              <w:right w:type="dxa" w:w="100"/>
-            </w:tcMar>
-            <w:vAlign w:val="center"/>
-          </w:tcPr>
-          <w:p>
-            <w:pPr>
-              <w:jc w:val="center"/>
-            </w:pPr>
-            <w:r>
-              <w:rPr>
-                <w:rFonts w:ascii="Meiryo UI" w:cs="Meiryo UI" w:eastAsia="Meiryo UI" w:hAnsi="Meiryo UI"/>
-                <w:b w:val="false"/>
-                <w:bCs w:val="false"/>
-                <w:sz w:val="18"/>
-                <w:szCs w:val="18"/>
-              </w:rPr>
-              <w:t xml:space="preserve">○</w:t>
-            </w:r>
-          </w:p>
-        </w:tc>
-        <w:tc>
-          <w:tcPr>
-            <w:tcW w:type="dxa" w:w="850"/>
-            <w:tcBorders>
-              <w:top w:val="single" w:color="CCCCCC" w:sz="1"/>
-              <w:left w:val="single" w:color="CCCCCC" w:sz="1"/>
-              <w:bottom w:val="single" w:color="CCCCCC" w:sz="1"/>
-              <w:right w:val="single" w:color="CCCCCC" w:sz="1"/>
-            </w:tcBorders>
-            <w:tcMar>
-              <w:top w:type="dxa" w:w="60"/>
-              <w:left w:type="dxa" w:w="100"/>
-              <w:bottom w:type="dxa" w:w="60"/>
-              <w:right w:type="dxa" w:w="100"/>
-            </w:tcMar>
-            <w:vAlign w:val="center"/>
-          </w:tcPr>
-          <w:p>
-            <w:pPr>
-              <w:jc w:val="center"/>
-            </w:pPr>
-            <w:r>
-              <w:rPr>
-                <w:rFonts w:ascii="Meiryo UI" w:cs="Meiryo UI" w:eastAsia="Meiryo UI" w:hAnsi="Meiryo UI"/>
-                <w:b w:val="false"/>
-                <w:bCs w:val="false"/>
-                <w:sz w:val="18"/>
-                <w:szCs w:val="18"/>
-              </w:rPr>
-              <w:t xml:space="preserve">○</w:t>
-            </w:r>
-          </w:p>
-        </w:tc>
-        <w:tc>
-          <w:tcPr>
-            <w:tcW w:type="dxa" w:w="826"/>
+            <w:tcW w:type="dxa" w:w="1226"/>
             <w:tcBorders>
               <w:top w:val="single" w:color="CCCCCC" w:sz="1"/>
               <w:left w:val="single" w:color="CCCCCC" w:sz="1"/>
@@ -6951,7 +6675,7 @@
       <w:tr>
         <w:tc>
           <w:tcPr>
-            <w:tcW w:type="dxa" w:w="1400"/>
+            <w:tcW w:type="dxa" w:w="1800"/>
             <w:tcBorders>
               <w:top w:val="single" w:color="CCCCCC" w:sz="1"/>
               <w:left w:val="single" w:color="CCCCCC" w:sz="1"/>
@@ -6985,7 +6709,7 @@
         </w:tc>
         <w:tc>
           <w:tcPr>
-            <w:tcW w:type="dxa" w:w="850"/>
+            <w:tcW w:type="dxa" w:w="1500"/>
             <w:tcBorders>
               <w:top w:val="single" w:color="CCCCCC" w:sz="1"/>
               <w:left w:val="single" w:color="CCCCCC" w:sz="1"/>
@@ -7018,7 +6742,7 @@
         </w:tc>
         <w:tc>
           <w:tcPr>
-            <w:tcW w:type="dxa" w:w="850"/>
+            <w:tcW w:type="dxa" w:w="1500"/>
             <w:tcBorders>
               <w:top w:val="single" w:color="CCCCCC" w:sz="1"/>
               <w:left w:val="single" w:color="CCCCCC" w:sz="1"/>
@@ -7051,7 +6775,7 @@
         </w:tc>
         <w:tc>
           <w:tcPr>
-            <w:tcW w:type="dxa" w:w="850"/>
+            <w:tcW w:type="dxa" w:w="1500"/>
             <w:tcBorders>
               <w:top w:val="single" w:color="CCCCCC" w:sz="1"/>
               <w:left w:val="single" w:color="CCCCCC" w:sz="1"/>
@@ -7084,7 +6808,7 @@
         </w:tc>
         <w:tc>
           <w:tcPr>
-            <w:tcW w:type="dxa" w:w="850"/>
+            <w:tcW w:type="dxa" w:w="1500"/>
             <w:tcBorders>
               <w:top w:val="single" w:color="CCCCCC" w:sz="1"/>
               <w:left w:val="single" w:color="CCCCCC" w:sz="1"/>
@@ -7117,139 +6841,7 @@
         </w:tc>
         <w:tc>
           <w:tcPr>
-            <w:tcW w:type="dxa" w:w="850"/>
-            <w:tcBorders>
-              <w:top w:val="single" w:color="CCCCCC" w:sz="1"/>
-              <w:left w:val="single" w:color="CCCCCC" w:sz="1"/>
-              <w:bottom w:val="single" w:color="CCCCCC" w:sz="1"/>
-              <w:right w:val="single" w:color="CCCCCC" w:sz="1"/>
-            </w:tcBorders>
-            <w:tcMar>
-              <w:top w:type="dxa" w:w="60"/>
-              <w:left w:type="dxa" w:w="100"/>
-              <w:bottom w:type="dxa" w:w="60"/>
-              <w:right w:type="dxa" w:w="100"/>
-            </w:tcMar>
-            <w:vAlign w:val="center"/>
-          </w:tcPr>
-          <w:p>
-            <w:pPr>
-              <w:jc w:val="center"/>
-            </w:pPr>
-            <w:r>
-              <w:rPr>
-                <w:rFonts w:ascii="Meiryo UI" w:cs="Meiryo UI" w:eastAsia="Meiryo UI" w:hAnsi="Meiryo UI"/>
-                <w:b w:val="false"/>
-                <w:bCs w:val="false"/>
-                <w:sz w:val="18"/>
-                <w:szCs w:val="18"/>
-              </w:rPr>
-              <w:t xml:space="preserve">○</w:t>
-            </w:r>
-          </w:p>
-        </w:tc>
-        <w:tc>
-          <w:tcPr>
-            <w:tcW w:type="dxa" w:w="850"/>
-            <w:tcBorders>
-              <w:top w:val="single" w:color="CCCCCC" w:sz="1"/>
-              <w:left w:val="single" w:color="CCCCCC" w:sz="1"/>
-              <w:bottom w:val="single" w:color="CCCCCC" w:sz="1"/>
-              <w:right w:val="single" w:color="CCCCCC" w:sz="1"/>
-            </w:tcBorders>
-            <w:tcMar>
-              <w:top w:type="dxa" w:w="60"/>
-              <w:left w:type="dxa" w:w="100"/>
-              <w:bottom w:type="dxa" w:w="60"/>
-              <w:right w:type="dxa" w:w="100"/>
-            </w:tcMar>
-            <w:vAlign w:val="center"/>
-          </w:tcPr>
-          <w:p>
-            <w:pPr>
-              <w:jc w:val="center"/>
-            </w:pPr>
-            <w:r>
-              <w:rPr>
-                <w:rFonts w:ascii="Meiryo UI" w:cs="Meiryo UI" w:eastAsia="Meiryo UI" w:hAnsi="Meiryo UI"/>
-                <w:b w:val="false"/>
-                <w:bCs w:val="false"/>
-                <w:sz w:val="18"/>
-                <w:szCs w:val="18"/>
-              </w:rPr>
-              <w:t xml:space="preserve">○</w:t>
-            </w:r>
-          </w:p>
-        </w:tc>
-        <w:tc>
-          <w:tcPr>
-            <w:tcW w:type="dxa" w:w="850"/>
-            <w:tcBorders>
-              <w:top w:val="single" w:color="CCCCCC" w:sz="1"/>
-              <w:left w:val="single" w:color="CCCCCC" w:sz="1"/>
-              <w:bottom w:val="single" w:color="CCCCCC" w:sz="1"/>
-              <w:right w:val="single" w:color="CCCCCC" w:sz="1"/>
-            </w:tcBorders>
-            <w:tcMar>
-              <w:top w:type="dxa" w:w="60"/>
-              <w:left w:type="dxa" w:w="100"/>
-              <w:bottom w:type="dxa" w:w="60"/>
-              <w:right w:type="dxa" w:w="100"/>
-            </w:tcMar>
-            <w:vAlign w:val="center"/>
-          </w:tcPr>
-          <w:p>
-            <w:pPr>
-              <w:jc w:val="center"/>
-            </w:pPr>
-            <w:r>
-              <w:rPr>
-                <w:rFonts w:ascii="Meiryo UI" w:cs="Meiryo UI" w:eastAsia="Meiryo UI" w:hAnsi="Meiryo UI"/>
-                <w:b w:val="false"/>
-                <w:bCs w:val="false"/>
-                <w:sz w:val="18"/>
-                <w:szCs w:val="18"/>
-              </w:rPr>
-              <w:t xml:space="preserve">○</w:t>
-            </w:r>
-          </w:p>
-        </w:tc>
-        <w:tc>
-          <w:tcPr>
-            <w:tcW w:type="dxa" w:w="850"/>
-            <w:tcBorders>
-              <w:top w:val="single" w:color="CCCCCC" w:sz="1"/>
-              <w:left w:val="single" w:color="CCCCCC" w:sz="1"/>
-              <w:bottom w:val="single" w:color="CCCCCC" w:sz="1"/>
-              <w:right w:val="single" w:color="CCCCCC" w:sz="1"/>
-            </w:tcBorders>
-            <w:tcMar>
-              <w:top w:type="dxa" w:w="60"/>
-              <w:left w:type="dxa" w:w="100"/>
-              <w:bottom w:type="dxa" w:w="60"/>
-              <w:right w:type="dxa" w:w="100"/>
-            </w:tcMar>
-            <w:vAlign w:val="center"/>
-          </w:tcPr>
-          <w:p>
-            <w:pPr>
-              <w:jc w:val="center"/>
-            </w:pPr>
-            <w:r>
-              <w:rPr>
-                <w:rFonts w:ascii="Meiryo UI" w:cs="Meiryo UI" w:eastAsia="Meiryo UI" w:hAnsi="Meiryo UI"/>
-                <w:b w:val="false"/>
-                <w:bCs w:val="false"/>
-                <w:sz w:val="18"/>
-                <w:szCs w:val="18"/>
-              </w:rPr>
-              <w:t xml:space="preserve">○</w:t>
-            </w:r>
-          </w:p>
-        </w:tc>
-        <w:tc>
-          <w:tcPr>
-            <w:tcW w:type="dxa" w:w="826"/>
+            <w:tcW w:type="dxa" w:w="1226"/>
             <w:tcBorders>
               <w:top w:val="single" w:color="CCCCCC" w:sz="1"/>
               <w:left w:val="single" w:color="CCCCCC" w:sz="1"/>
@@ -7284,7 +6876,7 @@
       <w:tr>
         <w:tc>
           <w:tcPr>
-            <w:tcW w:type="dxa" w:w="1400"/>
+            <w:tcW w:type="dxa" w:w="1800"/>
             <w:tcBorders>
               <w:top w:val="single" w:color="CCCCCC" w:sz="1"/>
               <w:left w:val="single" w:color="CCCCCC" w:sz="1"/>
@@ -7317,7 +6909,7 @@
         </w:tc>
         <w:tc>
           <w:tcPr>
-            <w:tcW w:type="dxa" w:w="850"/>
+            <w:tcW w:type="dxa" w:w="1500"/>
             <w:tcBorders>
               <w:top w:val="single" w:color="CCCCCC" w:sz="1"/>
               <w:left w:val="single" w:color="CCCCCC" w:sz="1"/>
@@ -7350,7 +6942,7 @@
         </w:tc>
         <w:tc>
           <w:tcPr>
-            <w:tcW w:type="dxa" w:w="850"/>
+            <w:tcW w:type="dxa" w:w="1500"/>
             <w:tcBorders>
               <w:top w:val="single" w:color="CCCCCC" w:sz="1"/>
               <w:left w:val="single" w:color="CCCCCC" w:sz="1"/>
@@ -7383,7 +6975,7 @@
         </w:tc>
         <w:tc>
           <w:tcPr>
-            <w:tcW w:type="dxa" w:w="850"/>
+            <w:tcW w:type="dxa" w:w="1500"/>
             <w:tcBorders>
               <w:top w:val="single" w:color="CCCCCC" w:sz="1"/>
               <w:left w:val="single" w:color="CCCCCC" w:sz="1"/>
@@ -7416,7 +7008,7 @@
         </w:tc>
         <w:tc>
           <w:tcPr>
-            <w:tcW w:type="dxa" w:w="850"/>
+            <w:tcW w:type="dxa" w:w="1500"/>
             <w:tcBorders>
               <w:top w:val="single" w:color="CCCCCC" w:sz="1"/>
               <w:left w:val="single" w:color="CCCCCC" w:sz="1"/>
@@ -7443,145 +7035,13 @@
                 <w:sz w:val="18"/>
                 <w:szCs w:val="18"/>
               </w:rPr>
-              <w:t xml:space="preserve">○</w:t>
-            </w:r>
-          </w:p>
-        </w:tc>
-        <w:tc>
-          <w:tcPr>
-            <w:tcW w:type="dxa" w:w="850"/>
-            <w:tcBorders>
-              <w:top w:val="single" w:color="CCCCCC" w:sz="1"/>
-              <w:left w:val="single" w:color="CCCCCC" w:sz="1"/>
-              <w:bottom w:val="single" w:color="CCCCCC" w:sz="1"/>
-              <w:right w:val="single" w:color="CCCCCC" w:sz="1"/>
-            </w:tcBorders>
-            <w:tcMar>
-              <w:top w:type="dxa" w:w="60"/>
-              <w:left w:type="dxa" w:w="100"/>
-              <w:bottom w:type="dxa" w:w="60"/>
-              <w:right w:type="dxa" w:w="100"/>
-            </w:tcMar>
-            <w:vAlign w:val="center"/>
-          </w:tcPr>
-          <w:p>
-            <w:pPr>
-              <w:jc w:val="center"/>
-            </w:pPr>
-            <w:r>
-              <w:rPr>
-                <w:rFonts w:ascii="Meiryo UI" w:cs="Meiryo UI" w:eastAsia="Meiryo UI" w:hAnsi="Meiryo UI"/>
-                <w:b w:val="false"/>
-                <w:bCs w:val="false"/>
-                <w:sz w:val="18"/>
-                <w:szCs w:val="18"/>
-              </w:rPr>
-              <w:t xml:space="preserve">○</w:t>
-            </w:r>
-          </w:p>
-        </w:tc>
-        <w:tc>
-          <w:tcPr>
-            <w:tcW w:type="dxa" w:w="850"/>
-            <w:tcBorders>
-              <w:top w:val="single" w:color="CCCCCC" w:sz="1"/>
-              <w:left w:val="single" w:color="CCCCCC" w:sz="1"/>
-              <w:bottom w:val="single" w:color="CCCCCC" w:sz="1"/>
-              <w:right w:val="single" w:color="CCCCCC" w:sz="1"/>
-            </w:tcBorders>
-            <w:tcMar>
-              <w:top w:type="dxa" w:w="60"/>
-              <w:left w:type="dxa" w:w="100"/>
-              <w:bottom w:type="dxa" w:w="60"/>
-              <w:right w:type="dxa" w:w="100"/>
-            </w:tcMar>
-            <w:vAlign w:val="center"/>
-          </w:tcPr>
-          <w:p>
-            <w:pPr>
-              <w:jc w:val="center"/>
-            </w:pPr>
-            <w:r>
-              <w:rPr>
-                <w:rFonts w:ascii="Meiryo UI" w:cs="Meiryo UI" w:eastAsia="Meiryo UI" w:hAnsi="Meiryo UI"/>
-                <w:b w:val="false"/>
-                <w:bCs w:val="false"/>
-                <w:sz w:val="18"/>
-                <w:szCs w:val="18"/>
-              </w:rPr>
-              <w:t xml:space="preserve">○</w:t>
-            </w:r>
-          </w:p>
-        </w:tc>
-        <w:tc>
-          <w:tcPr>
-            <w:tcW w:type="dxa" w:w="850"/>
-            <w:tcBorders>
-              <w:top w:val="single" w:color="CCCCCC" w:sz="1"/>
-              <w:left w:val="single" w:color="CCCCCC" w:sz="1"/>
-              <w:bottom w:val="single" w:color="CCCCCC" w:sz="1"/>
-              <w:right w:val="single" w:color="CCCCCC" w:sz="1"/>
-            </w:tcBorders>
-            <w:tcMar>
-              <w:top w:type="dxa" w:w="60"/>
-              <w:left w:type="dxa" w:w="100"/>
-              <w:bottom w:type="dxa" w:w="60"/>
-              <w:right w:type="dxa" w:w="100"/>
-            </w:tcMar>
-            <w:vAlign w:val="center"/>
-          </w:tcPr>
-          <w:p>
-            <w:pPr>
-              <w:jc w:val="center"/>
-            </w:pPr>
-            <w:r>
-              <w:rPr>
-                <w:rFonts w:ascii="Meiryo UI" w:cs="Meiryo UI" w:eastAsia="Meiryo UI" w:hAnsi="Meiryo UI"/>
-                <w:b w:val="false"/>
-                <w:bCs w:val="false"/>
-                <w:sz w:val="18"/>
-                <w:szCs w:val="18"/>
-              </w:rPr>
-              <w:t xml:space="preserve">○</w:t>
-            </w:r>
-          </w:p>
-        </w:tc>
-        <w:tc>
-          <w:tcPr>
-            <w:tcW w:type="dxa" w:w="850"/>
-            <w:tcBorders>
-              <w:top w:val="single" w:color="CCCCCC" w:sz="1"/>
-              <w:left w:val="single" w:color="CCCCCC" w:sz="1"/>
-              <w:bottom w:val="single" w:color="CCCCCC" w:sz="1"/>
-              <w:right w:val="single" w:color="CCCCCC" w:sz="1"/>
-            </w:tcBorders>
-            <w:tcMar>
-              <w:top w:type="dxa" w:w="60"/>
-              <w:left w:type="dxa" w:w="100"/>
-              <w:bottom w:type="dxa" w:w="60"/>
-              <w:right w:type="dxa" w:w="100"/>
-            </w:tcMar>
-            <w:vAlign w:val="center"/>
-          </w:tcPr>
-          <w:p>
-            <w:pPr>
-              <w:jc w:val="center"/>
-            </w:pPr>
-            <w:r>
-              <w:rPr>
-                <w:rFonts w:ascii="Meiryo UI" w:cs="Meiryo UI" w:eastAsia="Meiryo UI" w:hAnsi="Meiryo UI"/>
-                <w:b w:val="false"/>
-                <w:bCs w:val="false"/>
-                <w:sz w:val="18"/>
-                <w:szCs w:val="18"/>
-              </w:rPr>
-              <w:t xml:space="preserve">○</w:t>
-            </w:r>
-          </w:p>
-        </w:tc>
-        <w:tc>
-          <w:tcPr>
-            <w:tcW w:type="dxa" w:w="826"/>
+              <w:t xml:space="preserve">×</w:t>
+            </w:r>
+          </w:p>
+        </w:tc>
+        <w:tc>
+          <w:tcPr>
+            <w:tcW w:type="dxa" w:w="1226"/>
             <w:tcBorders>
               <w:top w:val="single" w:color="CCCCCC" w:sz="1"/>
               <w:left w:val="single" w:color="CCCCCC" w:sz="1"/>
@@ -7616,7 +7076,7 @@
       <w:tr>
         <w:tc>
           <w:tcPr>
-            <w:tcW w:type="dxa" w:w="1400"/>
+            <w:tcW w:type="dxa" w:w="1800"/>
             <w:tcBorders>
               <w:top w:val="single" w:color="CCCCCC" w:sz="1"/>
               <w:left w:val="single" w:color="CCCCCC" w:sz="1"/>
@@ -7650,7 +7110,7 @@
         </w:tc>
         <w:tc>
           <w:tcPr>
-            <w:tcW w:type="dxa" w:w="850"/>
+            <w:tcW w:type="dxa" w:w="1500"/>
             <w:tcBorders>
               <w:top w:val="single" w:color="CCCCCC" w:sz="1"/>
               <w:left w:val="single" w:color="CCCCCC" w:sz="1"/>
@@ -7683,7 +7143,7 @@
         </w:tc>
         <w:tc>
           <w:tcPr>
-            <w:tcW w:type="dxa" w:w="850"/>
+            <w:tcW w:type="dxa" w:w="1500"/>
             <w:tcBorders>
               <w:top w:val="single" w:color="CCCCCC" w:sz="1"/>
               <w:left w:val="single" w:color="CCCCCC" w:sz="1"/>
@@ -7716,7 +7176,7 @@
         </w:tc>
         <w:tc>
           <w:tcPr>
-            <w:tcW w:type="dxa" w:w="850"/>
+            <w:tcW w:type="dxa" w:w="1500"/>
             <w:tcBorders>
               <w:top w:val="single" w:color="CCCCCC" w:sz="1"/>
               <w:left w:val="single" w:color="CCCCCC" w:sz="1"/>
@@ -7749,7 +7209,7 @@
         </w:tc>
         <w:tc>
           <w:tcPr>
-            <w:tcW w:type="dxa" w:w="850"/>
+            <w:tcW w:type="dxa" w:w="1500"/>
             <w:tcBorders>
               <w:top w:val="single" w:color="CCCCCC" w:sz="1"/>
               <w:left w:val="single" w:color="CCCCCC" w:sz="1"/>
@@ -7782,139 +7242,7 @@
         </w:tc>
         <w:tc>
           <w:tcPr>
-            <w:tcW w:type="dxa" w:w="850"/>
-            <w:tcBorders>
-              <w:top w:val="single" w:color="CCCCCC" w:sz="1"/>
-              <w:left w:val="single" w:color="CCCCCC" w:sz="1"/>
-              <w:bottom w:val="single" w:color="CCCCCC" w:sz="1"/>
-              <w:right w:val="single" w:color="CCCCCC" w:sz="1"/>
-            </w:tcBorders>
-            <w:tcMar>
-              <w:top w:type="dxa" w:w="60"/>
-              <w:left w:type="dxa" w:w="100"/>
-              <w:bottom w:type="dxa" w:w="60"/>
-              <w:right w:type="dxa" w:w="100"/>
-            </w:tcMar>
-            <w:vAlign w:val="center"/>
-          </w:tcPr>
-          <w:p>
-            <w:pPr>
-              <w:jc w:val="center"/>
-            </w:pPr>
-            <w:r>
-              <w:rPr>
-                <w:rFonts w:ascii="Meiryo UI" w:cs="Meiryo UI" w:eastAsia="Meiryo UI" w:hAnsi="Meiryo UI"/>
-                <w:b w:val="false"/>
-                <w:bCs w:val="false"/>
-                <w:sz w:val="18"/>
-                <w:szCs w:val="18"/>
-              </w:rPr>
-              <w:t xml:space="preserve">×</w:t>
-            </w:r>
-          </w:p>
-        </w:tc>
-        <w:tc>
-          <w:tcPr>
-            <w:tcW w:type="dxa" w:w="850"/>
-            <w:tcBorders>
-              <w:top w:val="single" w:color="CCCCCC" w:sz="1"/>
-              <w:left w:val="single" w:color="CCCCCC" w:sz="1"/>
-              <w:bottom w:val="single" w:color="CCCCCC" w:sz="1"/>
-              <w:right w:val="single" w:color="CCCCCC" w:sz="1"/>
-            </w:tcBorders>
-            <w:tcMar>
-              <w:top w:type="dxa" w:w="60"/>
-              <w:left w:type="dxa" w:w="100"/>
-              <w:bottom w:type="dxa" w:w="60"/>
-              <w:right w:type="dxa" w:w="100"/>
-            </w:tcMar>
-            <w:vAlign w:val="center"/>
-          </w:tcPr>
-          <w:p>
-            <w:pPr>
-              <w:jc w:val="center"/>
-            </w:pPr>
-            <w:r>
-              <w:rPr>
-                <w:rFonts w:ascii="Meiryo UI" w:cs="Meiryo UI" w:eastAsia="Meiryo UI" w:hAnsi="Meiryo UI"/>
-                <w:b w:val="false"/>
-                <w:bCs w:val="false"/>
-                <w:sz w:val="18"/>
-                <w:szCs w:val="18"/>
-              </w:rPr>
-              <w:t xml:space="preserve">×</w:t>
-            </w:r>
-          </w:p>
-        </w:tc>
-        <w:tc>
-          <w:tcPr>
-            <w:tcW w:type="dxa" w:w="850"/>
-            <w:tcBorders>
-              <w:top w:val="single" w:color="CCCCCC" w:sz="1"/>
-              <w:left w:val="single" w:color="CCCCCC" w:sz="1"/>
-              <w:bottom w:val="single" w:color="CCCCCC" w:sz="1"/>
-              <w:right w:val="single" w:color="CCCCCC" w:sz="1"/>
-            </w:tcBorders>
-            <w:tcMar>
-              <w:top w:type="dxa" w:w="60"/>
-              <w:left w:type="dxa" w:w="100"/>
-              <w:bottom w:type="dxa" w:w="60"/>
-              <w:right w:type="dxa" w:w="100"/>
-            </w:tcMar>
-            <w:vAlign w:val="center"/>
-          </w:tcPr>
-          <w:p>
-            <w:pPr>
-              <w:jc w:val="center"/>
-            </w:pPr>
-            <w:r>
-              <w:rPr>
-                <w:rFonts w:ascii="Meiryo UI" w:cs="Meiryo UI" w:eastAsia="Meiryo UI" w:hAnsi="Meiryo UI"/>
-                <w:b w:val="false"/>
-                <w:bCs w:val="false"/>
-                <w:sz w:val="18"/>
-                <w:szCs w:val="18"/>
-              </w:rPr>
-              <w:t xml:space="preserve">×</w:t>
-            </w:r>
-          </w:p>
-        </w:tc>
-        <w:tc>
-          <w:tcPr>
-            <w:tcW w:type="dxa" w:w="850"/>
-            <w:tcBorders>
-              <w:top w:val="single" w:color="CCCCCC" w:sz="1"/>
-              <w:left w:val="single" w:color="CCCCCC" w:sz="1"/>
-              <w:bottom w:val="single" w:color="CCCCCC" w:sz="1"/>
-              <w:right w:val="single" w:color="CCCCCC" w:sz="1"/>
-            </w:tcBorders>
-            <w:tcMar>
-              <w:top w:type="dxa" w:w="60"/>
-              <w:left w:type="dxa" w:w="100"/>
-              <w:bottom w:type="dxa" w:w="60"/>
-              <w:right w:type="dxa" w:w="100"/>
-            </w:tcMar>
-            <w:vAlign w:val="center"/>
-          </w:tcPr>
-          <w:p>
-            <w:pPr>
-              <w:jc w:val="center"/>
-            </w:pPr>
-            <w:r>
-              <w:rPr>
-                <w:rFonts w:ascii="Meiryo UI" w:cs="Meiryo UI" w:eastAsia="Meiryo UI" w:hAnsi="Meiryo UI"/>
-                <w:b w:val="false"/>
-                <w:bCs w:val="false"/>
-                <w:sz w:val="18"/>
-                <w:szCs w:val="18"/>
-              </w:rPr>
-              <w:t xml:space="preserve">×</w:t>
-            </w:r>
-          </w:p>
-        </w:tc>
-        <w:tc>
-          <w:tcPr>
-            <w:tcW w:type="dxa" w:w="826"/>
+            <w:tcW w:type="dxa" w:w="1226"/>
             <w:tcBorders>
               <w:top w:val="single" w:color="CCCCCC" w:sz="1"/>
               <w:left w:val="single" w:color="CCCCCC" w:sz="1"/>
@@ -7949,40 +7277,40 @@
       <w:tr>
         <w:tc>
           <w:tcPr>
-            <w:tcW w:type="dxa" w:w="1400"/>
-            <w:tcBorders>
-              <w:top w:val="single" w:color="CCCCCC" w:sz="1"/>
-              <w:left w:val="single" w:color="CCCCCC" w:sz="1"/>
-              <w:bottom w:val="single" w:color="CCCCCC" w:sz="1"/>
-              <w:right w:val="single" w:color="CCCCCC" w:sz="1"/>
-            </w:tcBorders>
-            <w:tcMar>
-              <w:top w:type="dxa" w:w="60"/>
-              <w:left w:type="dxa" w:w="100"/>
-              <w:bottom w:type="dxa" w:w="60"/>
-              <w:right w:type="dxa" w:w="100"/>
-            </w:tcMar>
-            <w:vAlign w:val="center"/>
-          </w:tcPr>
-          <w:p>
-            <w:pPr>
-              <w:jc w:val="left"/>
-            </w:pPr>
-            <w:r>
-              <w:rPr>
-                <w:rFonts w:ascii="Meiryo UI" w:cs="Meiryo UI" w:eastAsia="Meiryo UI" w:hAnsi="Meiryo UI"/>
-                <w:b w:val="false"/>
-                <w:bCs w:val="false"/>
-                <w:sz w:val="18"/>
-                <w:szCs w:val="18"/>
-              </w:rPr>
-              <w:t xml:space="preserve">社員管理</w:t>
-            </w:r>
-          </w:p>
-        </w:tc>
-        <w:tc>
-          <w:tcPr>
-            <w:tcW w:type="dxa" w:w="850"/>
+            <w:tcW w:type="dxa" w:w="1800"/>
+            <w:tcBorders>
+              <w:top w:val="single" w:color="CCCCCC" w:sz="1"/>
+              <w:left w:val="single" w:color="CCCCCC" w:sz="1"/>
+              <w:bottom w:val="single" w:color="CCCCCC" w:sz="1"/>
+              <w:right w:val="single" w:color="CCCCCC" w:sz="1"/>
+            </w:tcBorders>
+            <w:tcMar>
+              <w:top w:type="dxa" w:w="60"/>
+              <w:left w:type="dxa" w:w="100"/>
+              <w:bottom w:type="dxa" w:w="60"/>
+              <w:right w:type="dxa" w:w="100"/>
+            </w:tcMar>
+            <w:vAlign w:val="center"/>
+          </w:tcPr>
+          <w:p>
+            <w:pPr>
+              <w:jc w:val="left"/>
+            </w:pPr>
+            <w:r>
+              <w:rPr>
+                <w:rFonts w:ascii="Meiryo UI" w:cs="Meiryo UI" w:eastAsia="Meiryo UI" w:hAnsi="Meiryo UI"/>
+                <w:b w:val="false"/>
+                <w:bCs w:val="false"/>
+                <w:sz w:val="18"/>
+                <w:szCs w:val="18"/>
+              </w:rPr>
+              <w:t xml:space="preserve">Excel出力</w:t>
+            </w:r>
+          </w:p>
+        </w:tc>
+        <w:tc>
+          <w:tcPr>
+            <w:tcW w:type="dxa" w:w="1500"/>
             <w:tcBorders>
               <w:top w:val="single" w:color="CCCCCC" w:sz="1"/>
               <w:left w:val="single" w:color="CCCCCC" w:sz="1"/>
@@ -8015,7 +7343,7 @@
         </w:tc>
         <w:tc>
           <w:tcPr>
-            <w:tcW w:type="dxa" w:w="850"/>
+            <w:tcW w:type="dxa" w:w="1500"/>
             <w:tcBorders>
               <w:top w:val="single" w:color="CCCCCC" w:sz="1"/>
               <w:left w:val="single" w:color="CCCCCC" w:sz="1"/>
@@ -8048,7 +7376,7 @@
         </w:tc>
         <w:tc>
           <w:tcPr>
-            <w:tcW w:type="dxa" w:w="850"/>
+            <w:tcW w:type="dxa" w:w="1500"/>
             <w:tcBorders>
               <w:top w:val="single" w:color="CCCCCC" w:sz="1"/>
               <w:left w:val="single" w:color="CCCCCC" w:sz="1"/>
@@ -8081,7 +7409,7 @@
         </w:tc>
         <w:tc>
           <w:tcPr>
-            <w:tcW w:type="dxa" w:w="850"/>
+            <w:tcW w:type="dxa" w:w="1500"/>
             <w:tcBorders>
               <w:top w:val="single" w:color="CCCCCC" w:sz="1"/>
               <w:left w:val="single" w:color="CCCCCC" w:sz="1"/>
@@ -8114,139 +7442,7 @@
         </w:tc>
         <w:tc>
           <w:tcPr>
-            <w:tcW w:type="dxa" w:w="850"/>
-            <w:tcBorders>
-              <w:top w:val="single" w:color="CCCCCC" w:sz="1"/>
-              <w:left w:val="single" w:color="CCCCCC" w:sz="1"/>
-              <w:bottom w:val="single" w:color="CCCCCC" w:sz="1"/>
-              <w:right w:val="single" w:color="CCCCCC" w:sz="1"/>
-            </w:tcBorders>
-            <w:tcMar>
-              <w:top w:type="dxa" w:w="60"/>
-              <w:left w:type="dxa" w:w="100"/>
-              <w:bottom w:type="dxa" w:w="60"/>
-              <w:right w:type="dxa" w:w="100"/>
-            </w:tcMar>
-            <w:vAlign w:val="center"/>
-          </w:tcPr>
-          <w:p>
-            <w:pPr>
-              <w:jc w:val="center"/>
-            </w:pPr>
-            <w:r>
-              <w:rPr>
-                <w:rFonts w:ascii="Meiryo UI" w:cs="Meiryo UI" w:eastAsia="Meiryo UI" w:hAnsi="Meiryo UI"/>
-                <w:b w:val="false"/>
-                <w:bCs w:val="false"/>
-                <w:sz w:val="18"/>
-                <w:szCs w:val="18"/>
-              </w:rPr>
-              <w:t xml:space="preserve">×</w:t>
-            </w:r>
-          </w:p>
-        </w:tc>
-        <w:tc>
-          <w:tcPr>
-            <w:tcW w:type="dxa" w:w="850"/>
-            <w:tcBorders>
-              <w:top w:val="single" w:color="CCCCCC" w:sz="1"/>
-              <w:left w:val="single" w:color="CCCCCC" w:sz="1"/>
-              <w:bottom w:val="single" w:color="CCCCCC" w:sz="1"/>
-              <w:right w:val="single" w:color="CCCCCC" w:sz="1"/>
-            </w:tcBorders>
-            <w:tcMar>
-              <w:top w:type="dxa" w:w="60"/>
-              <w:left w:type="dxa" w:w="100"/>
-              <w:bottom w:type="dxa" w:w="60"/>
-              <w:right w:type="dxa" w:w="100"/>
-            </w:tcMar>
-            <w:vAlign w:val="center"/>
-          </w:tcPr>
-          <w:p>
-            <w:pPr>
-              <w:jc w:val="center"/>
-            </w:pPr>
-            <w:r>
-              <w:rPr>
-                <w:rFonts w:ascii="Meiryo UI" w:cs="Meiryo UI" w:eastAsia="Meiryo UI" w:hAnsi="Meiryo UI"/>
-                <w:b w:val="false"/>
-                <w:bCs w:val="false"/>
-                <w:sz w:val="18"/>
-                <w:szCs w:val="18"/>
-              </w:rPr>
-              <w:t xml:space="preserve">×</w:t>
-            </w:r>
-          </w:p>
-        </w:tc>
-        <w:tc>
-          <w:tcPr>
-            <w:tcW w:type="dxa" w:w="850"/>
-            <w:tcBorders>
-              <w:top w:val="single" w:color="CCCCCC" w:sz="1"/>
-              <w:left w:val="single" w:color="CCCCCC" w:sz="1"/>
-              <w:bottom w:val="single" w:color="CCCCCC" w:sz="1"/>
-              <w:right w:val="single" w:color="CCCCCC" w:sz="1"/>
-            </w:tcBorders>
-            <w:tcMar>
-              <w:top w:type="dxa" w:w="60"/>
-              <w:left w:type="dxa" w:w="100"/>
-              <w:bottom w:type="dxa" w:w="60"/>
-              <w:right w:type="dxa" w:w="100"/>
-            </w:tcMar>
-            <w:vAlign w:val="center"/>
-          </w:tcPr>
-          <w:p>
-            <w:pPr>
-              <w:jc w:val="center"/>
-            </w:pPr>
-            <w:r>
-              <w:rPr>
-                <w:rFonts w:ascii="Meiryo UI" w:cs="Meiryo UI" w:eastAsia="Meiryo UI" w:hAnsi="Meiryo UI"/>
-                <w:b w:val="false"/>
-                <w:bCs w:val="false"/>
-                <w:sz w:val="18"/>
-                <w:szCs w:val="18"/>
-              </w:rPr>
-              <w:t xml:space="preserve">×</w:t>
-            </w:r>
-          </w:p>
-        </w:tc>
-        <w:tc>
-          <w:tcPr>
-            <w:tcW w:type="dxa" w:w="850"/>
-            <w:tcBorders>
-              <w:top w:val="single" w:color="CCCCCC" w:sz="1"/>
-              <w:left w:val="single" w:color="CCCCCC" w:sz="1"/>
-              <w:bottom w:val="single" w:color="CCCCCC" w:sz="1"/>
-              <w:right w:val="single" w:color="CCCCCC" w:sz="1"/>
-            </w:tcBorders>
-            <w:tcMar>
-              <w:top w:type="dxa" w:w="60"/>
-              <w:left w:type="dxa" w:w="100"/>
-              <w:bottom w:type="dxa" w:w="60"/>
-              <w:right w:type="dxa" w:w="100"/>
-            </w:tcMar>
-            <w:vAlign w:val="center"/>
-          </w:tcPr>
-          <w:p>
-            <w:pPr>
-              <w:jc w:val="center"/>
-            </w:pPr>
-            <w:r>
-              <w:rPr>
-                <w:rFonts w:ascii="Meiryo UI" w:cs="Meiryo UI" w:eastAsia="Meiryo UI" w:hAnsi="Meiryo UI"/>
-                <w:b w:val="false"/>
-                <w:bCs w:val="false"/>
-                <w:sz w:val="18"/>
-                <w:szCs w:val="18"/>
-              </w:rPr>
-              <w:t xml:space="preserve">×</w:t>
-            </w:r>
-          </w:p>
-        </w:tc>
-        <w:tc>
-          <w:tcPr>
-            <w:tcW w:type="dxa" w:w="826"/>
+            <w:tcW w:type="dxa" w:w="1226"/>
             <w:tcBorders>
               <w:top w:val="single" w:color="CCCCCC" w:sz="1"/>
               <w:left w:val="single" w:color="CCCCCC" w:sz="1"/>
@@ -8281,7 +7477,7 @@
       <w:tr>
         <w:tc>
           <w:tcPr>
-            <w:tcW w:type="dxa" w:w="1400"/>
+            <w:tcW w:type="dxa" w:w="1800"/>
             <w:tcBorders>
               <w:top w:val="single" w:color="CCCCCC" w:sz="1"/>
               <w:left w:val="single" w:color="CCCCCC" w:sz="1"/>
@@ -8309,13 +7505,13 @@
                 <w:sz w:val="18"/>
                 <w:szCs w:val="18"/>
               </w:rPr>
-              <w:t xml:space="preserve">システム設定</w:t>
-            </w:r>
-          </w:p>
-        </w:tc>
-        <w:tc>
-          <w:tcPr>
-            <w:tcW w:type="dxa" w:w="850"/>
+              <w:t xml:space="preserve">社員管理</w:t>
+            </w:r>
+          </w:p>
+        </w:tc>
+        <w:tc>
+          <w:tcPr>
+            <w:tcW w:type="dxa" w:w="1500"/>
             <w:tcBorders>
               <w:top w:val="single" w:color="CCCCCC" w:sz="1"/>
               <w:left w:val="single" w:color="CCCCCC" w:sz="1"/>
@@ -8348,7 +7544,7 @@
         </w:tc>
         <w:tc>
           <w:tcPr>
-            <w:tcW w:type="dxa" w:w="850"/>
+            <w:tcW w:type="dxa" w:w="1500"/>
             <w:tcBorders>
               <w:top w:val="single" w:color="CCCCCC" w:sz="1"/>
               <w:left w:val="single" w:color="CCCCCC" w:sz="1"/>
@@ -8381,7 +7577,7 @@
         </w:tc>
         <w:tc>
           <w:tcPr>
-            <w:tcW w:type="dxa" w:w="850"/>
+            <w:tcW w:type="dxa" w:w="1500"/>
             <w:tcBorders>
               <w:top w:val="single" w:color="CCCCCC" w:sz="1"/>
               <w:left w:val="single" w:color="CCCCCC" w:sz="1"/>
@@ -8408,178 +7604,46 @@
                 <w:sz w:val="18"/>
                 <w:szCs w:val="18"/>
               </w:rPr>
+              <w:t xml:space="preserve">○</w:t>
+            </w:r>
+          </w:p>
+        </w:tc>
+        <w:tc>
+          <w:tcPr>
+            <w:tcW w:type="dxa" w:w="1500"/>
+            <w:tcBorders>
+              <w:top w:val="single" w:color="CCCCCC" w:sz="1"/>
+              <w:left w:val="single" w:color="CCCCCC" w:sz="1"/>
+              <w:bottom w:val="single" w:color="CCCCCC" w:sz="1"/>
+              <w:right w:val="single" w:color="CCCCCC" w:sz="1"/>
+            </w:tcBorders>
+            <w:tcMar>
+              <w:top w:type="dxa" w:w="60"/>
+              <w:left w:type="dxa" w:w="100"/>
+              <w:bottom w:type="dxa" w:w="60"/>
+              <w:right w:type="dxa" w:w="100"/>
+            </w:tcMar>
+            <w:vAlign w:val="center"/>
+          </w:tcPr>
+          <w:p>
+            <w:pPr>
+              <w:jc w:val="center"/>
+            </w:pPr>
+            <w:r>
+              <w:rPr>
+                <w:rFonts w:ascii="Meiryo UI" w:cs="Meiryo UI" w:eastAsia="Meiryo UI" w:hAnsi="Meiryo UI"/>
+                <w:b w:val="false"/>
+                <w:bCs w:val="false"/>
+                <w:sz w:val="18"/>
+                <w:szCs w:val="18"/>
+              </w:rPr>
               <w:t xml:space="preserve">×</w:t>
             </w:r>
           </w:p>
         </w:tc>
         <w:tc>
           <w:tcPr>
-            <w:tcW w:type="dxa" w:w="850"/>
-            <w:tcBorders>
-              <w:top w:val="single" w:color="CCCCCC" w:sz="1"/>
-              <w:left w:val="single" w:color="CCCCCC" w:sz="1"/>
-              <w:bottom w:val="single" w:color="CCCCCC" w:sz="1"/>
-              <w:right w:val="single" w:color="CCCCCC" w:sz="1"/>
-            </w:tcBorders>
-            <w:tcMar>
-              <w:top w:type="dxa" w:w="60"/>
-              <w:left w:type="dxa" w:w="100"/>
-              <w:bottom w:type="dxa" w:w="60"/>
-              <w:right w:type="dxa" w:w="100"/>
-            </w:tcMar>
-            <w:vAlign w:val="center"/>
-          </w:tcPr>
-          <w:p>
-            <w:pPr>
-              <w:jc w:val="center"/>
-            </w:pPr>
-            <w:r>
-              <w:rPr>
-                <w:rFonts w:ascii="Meiryo UI" w:cs="Meiryo UI" w:eastAsia="Meiryo UI" w:hAnsi="Meiryo UI"/>
-                <w:b w:val="false"/>
-                <w:bCs w:val="false"/>
-                <w:sz w:val="18"/>
-                <w:szCs w:val="18"/>
-              </w:rPr>
-              <w:t xml:space="preserve">×</w:t>
-            </w:r>
-          </w:p>
-        </w:tc>
-        <w:tc>
-          <w:tcPr>
-            <w:tcW w:type="dxa" w:w="850"/>
-            <w:tcBorders>
-              <w:top w:val="single" w:color="CCCCCC" w:sz="1"/>
-              <w:left w:val="single" w:color="CCCCCC" w:sz="1"/>
-              <w:bottom w:val="single" w:color="CCCCCC" w:sz="1"/>
-              <w:right w:val="single" w:color="CCCCCC" w:sz="1"/>
-            </w:tcBorders>
-            <w:tcMar>
-              <w:top w:type="dxa" w:w="60"/>
-              <w:left w:type="dxa" w:w="100"/>
-              <w:bottom w:type="dxa" w:w="60"/>
-              <w:right w:type="dxa" w:w="100"/>
-            </w:tcMar>
-            <w:vAlign w:val="center"/>
-          </w:tcPr>
-          <w:p>
-            <w:pPr>
-              <w:jc w:val="center"/>
-            </w:pPr>
-            <w:r>
-              <w:rPr>
-                <w:rFonts w:ascii="Meiryo UI" w:cs="Meiryo UI" w:eastAsia="Meiryo UI" w:hAnsi="Meiryo UI"/>
-                <w:b w:val="false"/>
-                <w:bCs w:val="false"/>
-                <w:sz w:val="18"/>
-                <w:szCs w:val="18"/>
-              </w:rPr>
-              <w:t xml:space="preserve">×</w:t>
-            </w:r>
-          </w:p>
-        </w:tc>
-        <w:tc>
-          <w:tcPr>
-            <w:tcW w:type="dxa" w:w="850"/>
-            <w:tcBorders>
-              <w:top w:val="single" w:color="CCCCCC" w:sz="1"/>
-              <w:left w:val="single" w:color="CCCCCC" w:sz="1"/>
-              <w:bottom w:val="single" w:color="CCCCCC" w:sz="1"/>
-              <w:right w:val="single" w:color="CCCCCC" w:sz="1"/>
-            </w:tcBorders>
-            <w:tcMar>
-              <w:top w:type="dxa" w:w="60"/>
-              <w:left w:type="dxa" w:w="100"/>
-              <w:bottom w:type="dxa" w:w="60"/>
-              <w:right w:type="dxa" w:w="100"/>
-            </w:tcMar>
-            <w:vAlign w:val="center"/>
-          </w:tcPr>
-          <w:p>
-            <w:pPr>
-              <w:jc w:val="center"/>
-            </w:pPr>
-            <w:r>
-              <w:rPr>
-                <w:rFonts w:ascii="Meiryo UI" w:cs="Meiryo UI" w:eastAsia="Meiryo UI" w:hAnsi="Meiryo UI"/>
-                <w:b w:val="false"/>
-                <w:bCs w:val="false"/>
-                <w:sz w:val="18"/>
-                <w:szCs w:val="18"/>
-              </w:rPr>
-              <w:t xml:space="preserve">×</w:t>
-            </w:r>
-          </w:p>
-        </w:tc>
-        <w:tc>
-          <w:tcPr>
-            <w:tcW w:type="dxa" w:w="850"/>
-            <w:tcBorders>
-              <w:top w:val="single" w:color="CCCCCC" w:sz="1"/>
-              <w:left w:val="single" w:color="CCCCCC" w:sz="1"/>
-              <w:bottom w:val="single" w:color="CCCCCC" w:sz="1"/>
-              <w:right w:val="single" w:color="CCCCCC" w:sz="1"/>
-            </w:tcBorders>
-            <w:tcMar>
-              <w:top w:type="dxa" w:w="60"/>
-              <w:left w:type="dxa" w:w="100"/>
-              <w:bottom w:type="dxa" w:w="60"/>
-              <w:right w:type="dxa" w:w="100"/>
-            </w:tcMar>
-            <w:vAlign w:val="center"/>
-          </w:tcPr>
-          <w:p>
-            <w:pPr>
-              <w:jc w:val="center"/>
-            </w:pPr>
-            <w:r>
-              <w:rPr>
-                <w:rFonts w:ascii="Meiryo UI" w:cs="Meiryo UI" w:eastAsia="Meiryo UI" w:hAnsi="Meiryo UI"/>
-                <w:b w:val="false"/>
-                <w:bCs w:val="false"/>
-                <w:sz w:val="18"/>
-                <w:szCs w:val="18"/>
-              </w:rPr>
-              <w:t xml:space="preserve">×</w:t>
-            </w:r>
-          </w:p>
-        </w:tc>
-        <w:tc>
-          <w:tcPr>
-            <w:tcW w:type="dxa" w:w="850"/>
-            <w:tcBorders>
-              <w:top w:val="single" w:color="CCCCCC" w:sz="1"/>
-              <w:left w:val="single" w:color="CCCCCC" w:sz="1"/>
-              <w:bottom w:val="single" w:color="CCCCCC" w:sz="1"/>
-              <w:right w:val="single" w:color="CCCCCC" w:sz="1"/>
-            </w:tcBorders>
-            <w:tcMar>
-              <w:top w:type="dxa" w:w="60"/>
-              <w:left w:type="dxa" w:w="100"/>
-              <w:bottom w:type="dxa" w:w="60"/>
-              <w:right w:type="dxa" w:w="100"/>
-            </w:tcMar>
-            <w:vAlign w:val="center"/>
-          </w:tcPr>
-          <w:p>
-            <w:pPr>
-              <w:jc w:val="center"/>
-            </w:pPr>
-            <w:r>
-              <w:rPr>
-                <w:rFonts w:ascii="Meiryo UI" w:cs="Meiryo UI" w:eastAsia="Meiryo UI" w:hAnsi="Meiryo UI"/>
-                <w:b w:val="false"/>
-                <w:bCs w:val="false"/>
-                <w:sz w:val="18"/>
-                <w:szCs w:val="18"/>
-              </w:rPr>
-              <w:t xml:space="preserve">×</w:t>
-            </w:r>
-          </w:p>
-        </w:tc>
-        <w:tc>
-          <w:tcPr>
-            <w:tcW w:type="dxa" w:w="826"/>
+            <w:tcW w:type="dxa" w:w="1226"/>
             <w:tcBorders>
               <w:top w:val="single" w:color="CCCCCC" w:sz="1"/>
               <w:left w:val="single" w:color="CCCCCC" w:sz="1"/>
@@ -8614,40 +7678,40 @@
       <w:tr>
         <w:tc>
           <w:tcPr>
-            <w:tcW w:type="dxa" w:w="1400"/>
-            <w:tcBorders>
-              <w:top w:val="single" w:color="CCCCCC" w:sz="1"/>
-              <w:left w:val="single" w:color="CCCCCC" w:sz="1"/>
-              <w:bottom w:val="single" w:color="CCCCCC" w:sz="1"/>
-              <w:right w:val="single" w:color="CCCCCC" w:sz="1"/>
-            </w:tcBorders>
-            <w:tcMar>
-              <w:top w:type="dxa" w:w="60"/>
-              <w:left w:type="dxa" w:w="100"/>
-              <w:bottom w:type="dxa" w:w="60"/>
-              <w:right w:type="dxa" w:w="100"/>
-            </w:tcMar>
-            <w:vAlign w:val="center"/>
-          </w:tcPr>
-          <w:p>
-            <w:pPr>
-              <w:jc w:val="left"/>
-            </w:pPr>
-            <w:r>
-              <w:rPr>
-                <w:rFonts w:ascii="Meiryo UI" w:cs="Meiryo UI" w:eastAsia="Meiryo UI" w:hAnsi="Meiryo UI"/>
-                <w:b w:val="false"/>
-                <w:bCs w:val="false"/>
-                <w:sz w:val="18"/>
-                <w:szCs w:val="18"/>
-              </w:rPr>
-              <w:t xml:space="preserve">Excel出力</w:t>
-            </w:r>
-          </w:p>
-        </w:tc>
-        <w:tc>
-          <w:tcPr>
-            <w:tcW w:type="dxa" w:w="850"/>
+            <w:tcW w:type="dxa" w:w="1800"/>
+            <w:tcBorders>
+              <w:top w:val="single" w:color="CCCCCC" w:sz="1"/>
+              <w:left w:val="single" w:color="CCCCCC" w:sz="1"/>
+              <w:bottom w:val="single" w:color="CCCCCC" w:sz="1"/>
+              <w:right w:val="single" w:color="CCCCCC" w:sz="1"/>
+            </w:tcBorders>
+            <w:tcMar>
+              <w:top w:type="dxa" w:w="60"/>
+              <w:left w:type="dxa" w:w="100"/>
+              <w:bottom w:type="dxa" w:w="60"/>
+              <w:right w:type="dxa" w:w="100"/>
+            </w:tcMar>
+            <w:vAlign w:val="center"/>
+          </w:tcPr>
+          <w:p>
+            <w:pPr>
+              <w:jc w:val="left"/>
+            </w:pPr>
+            <w:r>
+              <w:rPr>
+                <w:rFonts w:ascii="Meiryo UI" w:cs="Meiryo UI" w:eastAsia="Meiryo UI" w:hAnsi="Meiryo UI"/>
+                <w:b w:val="false"/>
+                <w:bCs w:val="false"/>
+                <w:sz w:val="18"/>
+                <w:szCs w:val="18"/>
+              </w:rPr>
+              <w:t xml:space="preserve">システム設定</w:t>
+            </w:r>
+          </w:p>
+        </w:tc>
+        <w:tc>
+          <w:tcPr>
+            <w:tcW w:type="dxa" w:w="1500"/>
             <w:tcBorders>
               <w:top w:val="single" w:color="CCCCCC" w:sz="1"/>
               <w:left w:val="single" w:color="CCCCCC" w:sz="1"/>
@@ -8680,7 +7744,7 @@
         </w:tc>
         <w:tc>
           <w:tcPr>
-            <w:tcW w:type="dxa" w:w="850"/>
+            <w:tcW w:type="dxa" w:w="1500"/>
             <w:tcBorders>
               <w:top w:val="single" w:color="CCCCCC" w:sz="1"/>
               <w:left w:val="single" w:color="CCCCCC" w:sz="1"/>
@@ -8713,7 +7777,7 @@
         </w:tc>
         <w:tc>
           <w:tcPr>
-            <w:tcW w:type="dxa" w:w="850"/>
+            <w:tcW w:type="dxa" w:w="1500"/>
             <w:tcBorders>
               <w:top w:val="single" w:color="CCCCCC" w:sz="1"/>
               <w:left w:val="single" w:color="CCCCCC" w:sz="1"/>
@@ -8740,13 +7804,13 @@
                 <w:sz w:val="18"/>
                 <w:szCs w:val="18"/>
               </w:rPr>
-              <w:t xml:space="preserve">○</w:t>
-            </w:r>
-          </w:p>
-        </w:tc>
-        <w:tc>
-          <w:tcPr>
-            <w:tcW w:type="dxa" w:w="850"/>
+              <w:t xml:space="preserve">×</w:t>
+            </w:r>
+          </w:p>
+        </w:tc>
+        <w:tc>
+          <w:tcPr>
+            <w:tcW w:type="dxa" w:w="1500"/>
             <w:tcBorders>
               <w:top w:val="single" w:color="CCCCCC" w:sz="1"/>
               <w:left w:val="single" w:color="CCCCCC" w:sz="1"/>
@@ -8773,145 +7837,13 @@
                 <w:sz w:val="18"/>
                 <w:szCs w:val="18"/>
               </w:rPr>
-              <w:t xml:space="preserve">○</w:t>
-            </w:r>
-          </w:p>
-        </w:tc>
-        <w:tc>
-          <w:tcPr>
-            <w:tcW w:type="dxa" w:w="850"/>
-            <w:tcBorders>
-              <w:top w:val="single" w:color="CCCCCC" w:sz="1"/>
-              <w:left w:val="single" w:color="CCCCCC" w:sz="1"/>
-              <w:bottom w:val="single" w:color="CCCCCC" w:sz="1"/>
-              <w:right w:val="single" w:color="CCCCCC" w:sz="1"/>
-            </w:tcBorders>
-            <w:tcMar>
-              <w:top w:type="dxa" w:w="60"/>
-              <w:left w:type="dxa" w:w="100"/>
-              <w:bottom w:type="dxa" w:w="60"/>
-              <w:right w:type="dxa" w:w="100"/>
-            </w:tcMar>
-            <w:vAlign w:val="center"/>
-          </w:tcPr>
-          <w:p>
-            <w:pPr>
-              <w:jc w:val="center"/>
-            </w:pPr>
-            <w:r>
-              <w:rPr>
-                <w:rFonts w:ascii="Meiryo UI" w:cs="Meiryo UI" w:eastAsia="Meiryo UI" w:hAnsi="Meiryo UI"/>
-                <w:b w:val="false"/>
-                <w:bCs w:val="false"/>
-                <w:sz w:val="18"/>
-                <w:szCs w:val="18"/>
-              </w:rPr>
-              <w:t xml:space="preserve">○</w:t>
-            </w:r>
-          </w:p>
-        </w:tc>
-        <w:tc>
-          <w:tcPr>
-            <w:tcW w:type="dxa" w:w="850"/>
-            <w:tcBorders>
-              <w:top w:val="single" w:color="CCCCCC" w:sz="1"/>
-              <w:left w:val="single" w:color="CCCCCC" w:sz="1"/>
-              <w:bottom w:val="single" w:color="CCCCCC" w:sz="1"/>
-              <w:right w:val="single" w:color="CCCCCC" w:sz="1"/>
-            </w:tcBorders>
-            <w:tcMar>
-              <w:top w:type="dxa" w:w="60"/>
-              <w:left w:type="dxa" w:w="100"/>
-              <w:bottom w:type="dxa" w:w="60"/>
-              <w:right w:type="dxa" w:w="100"/>
-            </w:tcMar>
-            <w:vAlign w:val="center"/>
-          </w:tcPr>
-          <w:p>
-            <w:pPr>
-              <w:jc w:val="center"/>
-            </w:pPr>
-            <w:r>
-              <w:rPr>
-                <w:rFonts w:ascii="Meiryo UI" w:cs="Meiryo UI" w:eastAsia="Meiryo UI" w:hAnsi="Meiryo UI"/>
-                <w:b w:val="false"/>
-                <w:bCs w:val="false"/>
-                <w:sz w:val="18"/>
-                <w:szCs w:val="18"/>
-              </w:rPr>
-              <w:t xml:space="preserve">○</w:t>
-            </w:r>
-          </w:p>
-        </w:tc>
-        <w:tc>
-          <w:tcPr>
-            <w:tcW w:type="dxa" w:w="850"/>
-            <w:tcBorders>
-              <w:top w:val="single" w:color="CCCCCC" w:sz="1"/>
-              <w:left w:val="single" w:color="CCCCCC" w:sz="1"/>
-              <w:bottom w:val="single" w:color="CCCCCC" w:sz="1"/>
-              <w:right w:val="single" w:color="CCCCCC" w:sz="1"/>
-            </w:tcBorders>
-            <w:tcMar>
-              <w:top w:type="dxa" w:w="60"/>
-              <w:left w:type="dxa" w:w="100"/>
-              <w:bottom w:type="dxa" w:w="60"/>
-              <w:right w:type="dxa" w:w="100"/>
-            </w:tcMar>
-            <w:vAlign w:val="center"/>
-          </w:tcPr>
-          <w:p>
-            <w:pPr>
-              <w:jc w:val="center"/>
-            </w:pPr>
-            <w:r>
-              <w:rPr>
-                <w:rFonts w:ascii="Meiryo UI" w:cs="Meiryo UI" w:eastAsia="Meiryo UI" w:hAnsi="Meiryo UI"/>
-                <w:b w:val="false"/>
-                <w:bCs w:val="false"/>
-                <w:sz w:val="18"/>
-                <w:szCs w:val="18"/>
-              </w:rPr>
-              <w:t xml:space="preserve">○</w:t>
-            </w:r>
-          </w:p>
-        </w:tc>
-        <w:tc>
-          <w:tcPr>
-            <w:tcW w:type="dxa" w:w="850"/>
-            <w:tcBorders>
-              <w:top w:val="single" w:color="CCCCCC" w:sz="1"/>
-              <w:left w:val="single" w:color="CCCCCC" w:sz="1"/>
-              <w:bottom w:val="single" w:color="CCCCCC" w:sz="1"/>
-              <w:right w:val="single" w:color="CCCCCC" w:sz="1"/>
-            </w:tcBorders>
-            <w:tcMar>
-              <w:top w:type="dxa" w:w="60"/>
-              <w:left w:type="dxa" w:w="100"/>
-              <w:bottom w:type="dxa" w:w="60"/>
-              <w:right w:type="dxa" w:w="100"/>
-            </w:tcMar>
-            <w:vAlign w:val="center"/>
-          </w:tcPr>
-          <w:p>
-            <w:pPr>
-              <w:jc w:val="center"/>
-            </w:pPr>
-            <w:r>
-              <w:rPr>
-                <w:rFonts w:ascii="Meiryo UI" w:cs="Meiryo UI" w:eastAsia="Meiryo UI" w:hAnsi="Meiryo UI"/>
-                <w:b w:val="false"/>
-                <w:bCs w:val="false"/>
-                <w:sz w:val="18"/>
-                <w:szCs w:val="18"/>
-              </w:rPr>
-              <w:t xml:space="preserve">○</w:t>
-            </w:r>
-          </w:p>
-        </w:tc>
-        <w:tc>
-          <w:tcPr>
-            <w:tcW w:type="dxa" w:w="826"/>
+              <w:t xml:space="preserve">×</w:t>
+            </w:r>
+          </w:p>
+        </w:tc>
+        <w:tc>
+          <w:tcPr>
+            <w:tcW w:type="dxa" w:w="1226"/>
             <w:tcBorders>
               <w:top w:val="single" w:color="CCCCCC" w:sz="1"/>
               <w:left w:val="single" w:color="CCCCCC" w:sz="1"/>
@@ -8944,6 +7876,104 @@
         </w:tc>
       </w:tr>
     </w:tbl>
+    <w:p>
+      <w:pPr>
+        <w:spacing w:after="80"/>
+      </w:pPr>
+    </w:p>
+    <w:p>
+      <w:pPr>
+        <w:spacing w:after="120"/>
+      </w:pPr>
+      <w:r>
+        <w:rPr>
+          <w:rFonts w:ascii="Meiryo UI" w:cs="Meiryo UI" w:eastAsia="Meiryo UI" w:hAnsi="Meiryo UI"/>
+          <w:sz w:val="20"/>
+          <w:szCs w:val="20"/>
+        </w:rPr>
+        <w:t xml:space="preserve"/>
+      </w:r>
+      <w:r>
+        <w:rPr>
+          <w:rFonts w:ascii="Meiryo UI" w:cs="Meiryo UI" w:eastAsia="Meiryo UI" w:hAnsi="Meiryo UI"/>
+          <w:b/>
+          <w:bCs/>
+          <w:sz w:val="20"/>
+          <w:szCs w:val="20"/>
+        </w:rPr>
+        <w:t xml:space="preserve">管理画面アクセス（ADMIN_ROLES）:</w:t>
+      </w:r>
+      <w:r>
+        <w:rPr>
+          <w:rFonts w:ascii="Meiryo UI" w:cs="Meiryo UI" w:eastAsia="Meiryo UI" w:hAnsi="Meiryo UI"/>
+          <w:sz w:val="20"/>
+          <w:szCs w:val="20"/>
+        </w:rPr>
+        <w:t xml:space="preserve"> システム管理者・取締役・統括部長のみ</w:t>
+      </w:r>
+    </w:p>
+    <w:p>
+      <w:pPr>
+        <w:spacing w:after="120"/>
+      </w:pPr>
+      <w:r>
+        <w:rPr>
+          <w:rFonts w:ascii="Meiryo UI" w:cs="Meiryo UI" w:eastAsia="Meiryo UI" w:hAnsi="Meiryo UI"/>
+          <w:sz w:val="20"/>
+          <w:szCs w:val="20"/>
+        </w:rPr>
+        <w:t xml:space="preserve"/>
+      </w:r>
+      <w:r>
+        <w:rPr>
+          <w:rFonts w:ascii="Meiryo UI" w:cs="Meiryo UI" w:eastAsia="Meiryo UI" w:hAnsi="Meiryo UI"/>
+          <w:b/>
+          <w:bCs/>
+          <w:sz w:val="20"/>
+          <w:szCs w:val="20"/>
+        </w:rPr>
+        <w:t xml:space="preserve">承認・Excel出力（APPROVER/EXPORT_ROLES）:</w:t>
+      </w:r>
+      <w:r>
+        <w:rPr>
+          <w:rFonts w:ascii="Meiryo UI" w:cs="Meiryo UI" w:eastAsia="Meiryo UI" w:hAnsi="Meiryo UI"/>
+          <w:sz w:val="20"/>
+          <w:szCs w:val="20"/>
+        </w:rPr>
+        <w:t xml:space="preserve"> 上記 + 部長</w:t>
+      </w:r>
+    </w:p>
+    <w:p>
+      <w:pPr>
+        <w:spacing w:after="120"/>
+      </w:pPr>
+      <w:r>
+        <w:rPr>
+          <w:rFonts w:ascii="Meiryo UI" w:cs="Meiryo UI" w:eastAsia="Meiryo UI" w:hAnsi="Meiryo UI"/>
+          <w:sz w:val="20"/>
+          <w:szCs w:val="20"/>
+        </w:rPr>
+        <w:t xml:space="preserve"/>
+      </w:r>
+      <w:r>
+        <w:rPr>
+          <w:rFonts w:ascii="Meiryo UI" w:cs="Meiryo UI" w:eastAsia="Meiryo UI" w:hAnsi="Meiryo UI"/>
+          <w:b/>
+          <w:bCs/>
+          <w:sz w:val="20"/>
+          <w:szCs w:val="20"/>
+        </w:rPr>
+        <w:t xml:space="preserve">システム設定:</w:t>
+      </w:r>
+      <w:r>
+        <w:rPr>
+          <w:rFonts w:ascii="Meiryo UI" w:cs="Meiryo UI" w:eastAsia="Meiryo UI" w:hAnsi="Meiryo UI"/>
+          <w:sz w:val="20"/>
+          <w:szCs w:val="20"/>
+        </w:rPr>
+        <w:t xml:space="preserve"> システム管理者・取締役のみ</w:t>
+      </w:r>
+    </w:p>
     <w:p>
       <w:pPr>
         <w:spacing w:after="80"/>
@@ -20107,7 +19137,7 @@
                 <w:sz w:val="18"/>
                 <w:szCs w:val="18"/>
               </w:rPr>
-              <w:t xml:space="preserve">管理者（作成者）</w:t>
+              <w:t xml:space="preserve">管理画面+全権限</w:t>
             </w:r>
           </w:p>
         </w:tc>
@@ -20279,7 +19309,7 @@
                 <w:sz w:val="18"/>
                 <w:szCs w:val="18"/>
               </w:rPr>
-              <w:t xml:space="preserve">管理者・承認者</w:t>
+              <w:t xml:space="preserve">承認+Excel出力</w:t>
             </w:r>
           </w:p>
         </w:tc>
@@ -20446,7 +19476,7 @@
                 <w:sz w:val="18"/>
                 <w:szCs w:val="18"/>
               </w:rPr>
-              <w:t xml:space="preserve">管理者・承認者</w:t>
+              <w:t xml:space="preserve">承認+Excel出力</w:t>
             </w:r>
           </w:p>
         </w:tc>
@@ -20618,7 +19648,7 @@
                 <w:sz w:val="18"/>
                 <w:szCs w:val="18"/>
               </w:rPr>
-              <w:t xml:space="preserve">管理者</w:t>
+              <w:t xml:space="preserve">一般</w:t>
             </w:r>
           </w:p>
         </w:tc>
@@ -20989,7 +20019,7 @@
           <w:sz w:val="16"/>
           <w:szCs w:val="16"/>
         </w:rPr>
-        <w:t xml:space="preserve">河村（取締役）        -&gt; 従業員 + 管理者ポータル（全機能）</w:t>
+        <w:t xml:space="preserve">小田原（システム管理者） -&gt; 従業員 + 管理者ポータル（全機能 + システム設定）</w:t>
       </w:r>
     </w:p>
     <w:p>
@@ -21004,7 +20034,7 @@
           <w:sz w:val="16"/>
           <w:szCs w:val="16"/>
         </w:rPr>
-        <w:t xml:space="preserve">鈴木（部長）          -&gt; 従業員 + 管理者ポータル（承認・勤怠管理）</w:t>
+        <w:t xml:space="preserve">河村（取締役）          -&gt; 従業員 + 管理者ポータル（全機能）</w:t>
       </w:r>
     </w:p>
     <w:p>
@@ -21019,7 +20049,7 @@
           <w:sz w:val="16"/>
           <w:szCs w:val="16"/>
         </w:rPr>
-        <w:t xml:space="preserve">河田（部長）          -&gt; 従業員 + 管理者ポータル（承認・勤怠管理）</w:t>
+        <w:t xml:space="preserve">鈴木（部長）            -&gt; 従業員ポータル + 承認権限 + Excel出力</w:t>
       </w:r>
     </w:p>
     <w:p>
@@ -21034,7 +20064,7 @@
           <w:sz w:val="16"/>
           <w:szCs w:val="16"/>
         </w:rPr>
-        <w:t xml:space="preserve">串間（課長）          -&gt; 従業員 + 管理者ポータル（閲覧・限定管理）</w:t>
+        <w:t xml:space="preserve">河田（部長）            -&gt; 従業員ポータル + 承認権限 + Excel出力</w:t>
       </w:r>
     </w:p>
     <w:p>
@@ -21049,7 +20079,7 @@
           <w:sz w:val="16"/>
           <w:szCs w:val="16"/>
         </w:rPr>
-        <w:t xml:space="preserve">笠間（リーダー）       -&gt; 従業員ポータルのみ</w:t>
+        <w:t xml:space="preserve">串間（課長）            -&gt; 従業員ポータルのみ</w:t>
       </w:r>
     </w:p>
     <w:p>
@@ -21064,7 +20094,7 @@
           <w:sz w:val="16"/>
           <w:szCs w:val="16"/>
         </w:rPr>
-        <w:t xml:space="preserve">小田原（システム管理者） -&gt; 従業員 + 管理者ポータル（全機能 + システム設定）</w:t>
+        <w:t xml:space="preserve">笠間（リーダー）         -&gt; 従業員ポータルのみ</w:t>
       </w:r>
     </w:p>
     <w:p>

--- a/docs/SYSTEM_ARCHITECTURE.docx
+++ b/docs/SYSTEM_ARCHITECTURE.docx
@@ -7035,7 +7035,7 @@
                 <w:sz w:val="18"/>
                 <w:szCs w:val="18"/>
               </w:rPr>
-              <w:t xml:space="preserve">×</w:t>
+              <w:t xml:space="preserve">○</w:t>
             </w:r>
           </w:p>
         </w:tc>
@@ -7637,7 +7637,7 @@
                 <w:sz w:val="18"/>
                 <w:szCs w:val="18"/>
               </w:rPr>
-              <w:t xml:space="preserve">×</w:t>
+              <w:t xml:space="preserve">○</w:t>
             </w:r>
           </w:p>
         </w:tc>
@@ -7909,7 +7909,7 @@
           <w:sz w:val="20"/>
           <w:szCs w:val="20"/>
         </w:rPr>
-        <w:t xml:space="preserve"> システム管理者・取締役・統括部長のみ</w:t>
+        <w:t xml:space="preserve"> システム管理者・取締役・統括部長・部長</w:t>
       </w:r>
     </w:p>
     <w:p>
@@ -7940,7 +7940,7 @@
           <w:sz w:val="20"/>
           <w:szCs w:val="20"/>
         </w:rPr>
-        <w:t xml:space="preserve"> 上記 + 部長</w:t>
+        <w:t xml:space="preserve"> ADMIN_ROLESと同じ</w:t>
       </w:r>
     </w:p>
     <w:p>
@@ -19309,7 +19309,7 @@
                 <w:sz w:val="18"/>
                 <w:szCs w:val="18"/>
               </w:rPr>
-              <w:t xml:space="preserve">承認+Excel出力</w:t>
+              <w:t xml:space="preserve">管理画面+承認+Excel</w:t>
             </w:r>
           </w:p>
         </w:tc>
@@ -19476,7 +19476,7 @@
                 <w:sz w:val="18"/>
                 <w:szCs w:val="18"/>
               </w:rPr>
-              <w:t xml:space="preserve">承認+Excel出力</w:t>
+              <w:t xml:space="preserve">管理画面+承認+Excel</w:t>
             </w:r>
           </w:p>
         </w:tc>
@@ -20049,7 +20049,7 @@
           <w:sz w:val="16"/>
           <w:szCs w:val="16"/>
         </w:rPr>
-        <w:t xml:space="preserve">鈴木（部長）            -&gt; 従業員ポータル + 承認権限 + Excel出力</w:t>
+        <w:t xml:space="preserve">鈴木（部長）            -&gt; 従業員 + 管理者ポータル（承認・勤怠管理・Excel出力）</w:t>
       </w:r>
     </w:p>
     <w:p>
@@ -20064,7 +20064,7 @@
           <w:sz w:val="16"/>
           <w:szCs w:val="16"/>
         </w:rPr>
-        <w:t xml:space="preserve">河田（部長）            -&gt; 従業員ポータル + 承認権限 + Excel出力</w:t>
+        <w:t xml:space="preserve">河田（部長）            -&gt; 従業員 + 管理者ポータル（承認・勤怠管理・Excel出力）</w:t>
       </w:r>
     </w:p>
     <w:p>

--- a/docs/SYSTEM_ARCHITECTURE.docx
+++ b/docs/SYSTEM_ARCHITECTURE.docx
@@ -3688,7 +3688,7 @@
           <w:sz w:val="16"/>
           <w:szCs w:val="16"/>
         </w:rPr>
-        <w:t xml:space="preserve">[JWT リフレッシュトークン生成（7日）]</w:t>
+        <w:t xml:space="preserve">[JWT リフレッシュトークン生成（14日）]</w:t>
       </w:r>
     </w:p>
     <w:p>
@@ -8212,7 +8212,7 @@
                 <w:sz w:val="18"/>
                 <w:szCs w:val="18"/>
               </w:rPr>
-              <w:t xml:space="preserve">7日</w:t>
+              <w:t xml:space="preserve">14日</w:t>
             </w:r>
           </w:p>
         </w:tc>

--- a/docs/SYSTEM_ARCHITECTURE.docx
+++ b/docs/SYSTEM_ARCHITECTURE.docx
@@ -14566,7 +14566,7 @@
         <w:rPr>
           <w:rFonts w:ascii="Meiryo UI" w:cs="Meiryo UI" w:eastAsia="Meiryo UI" w:hAnsi="Meiryo UI"/>
         </w:rPr>
-        <w:t xml:space="preserve">9.1 有給休暇管理</w:t>
+        <w:t xml:space="preserve">9.1 有給休暇管理（就業規則 第59条準拠）</w:t>
       </w:r>
     </w:p>
     <w:p>
@@ -14614,7 +14614,7 @@
         <w:rPr>
           <w:rFonts w:ascii="Meiryo UI" w:cs="Meiryo UI" w:eastAsia="Meiryo UI" w:hAnsi="Meiryo UI"/>
         </w:rPr>
-        <w:t xml:space="preserve">法定付与日数テーブル（労働基準法準拠）</w:t>
+        <w:t xml:space="preserve">付与日数テーブル（第59条第1項）</w:t>
       </w:r>
     </w:p>
     <w:tbl>
@@ -14630,13 +14630,20 @@
         </w:tblBorders>
       </w:tblPr>
       <w:tblGrid>
-        <w:gridCol w:w="4500"/>
-        <w:gridCol w:w="4526"/>
+        <w:gridCol w:w="1200"/>
+        <w:gridCol w:w="1000"/>
+        <w:gridCol w:w="1000"/>
+        <w:gridCol w:w="1000"/>
+        <w:gridCol w:w="1000"/>
+        <w:gridCol w:w="1000"/>
+        <w:gridCol w:w="1000"/>
+        <w:gridCol w:w="1000"/>
+        <w:gridCol w:w="826"/>
       </w:tblGrid>
       <w:tr>
         <w:tc>
           <w:tcPr>
-            <w:tcW w:type="dxa" w:w="4500"/>
+            <w:tcW w:type="dxa" w:w="1200"/>
             <w:tcBorders>
               <w:top w:val="single" w:color="CCCCCC" w:sz="1"/>
               <w:left w:val="single" w:color="CCCCCC" w:sz="1"/>
@@ -14671,7 +14678,7 @@
         </w:tc>
         <w:tc>
           <w:tcPr>
-            <w:tcW w:type="dxa" w:w="4526"/>
+            <w:tcW w:type="dxa" w:w="1000"/>
             <w:tcBorders>
               <w:top w:val="single" w:color="CCCCCC" w:sz="1"/>
               <w:left w:val="single" w:color="CCCCCC" w:sz="1"/>
@@ -14700,7 +14707,252 @@
                 <w:sz w:val="18"/>
                 <w:szCs w:val="18"/>
               </w:rPr>
-              <w:t xml:space="preserve">付与日数</w:t>
+              <w:t xml:space="preserve">入社時</w:t>
+            </w:r>
+          </w:p>
+        </w:tc>
+        <w:tc>
+          <w:tcPr>
+            <w:tcW w:type="dxa" w:w="1000"/>
+            <w:tcBorders>
+              <w:top w:val="single" w:color="CCCCCC" w:sz="1"/>
+              <w:left w:val="single" w:color="CCCCCC" w:sz="1"/>
+              <w:bottom w:val="single" w:color="CCCCCC" w:sz="1"/>
+              <w:right w:val="single" w:color="CCCCCC" w:sz="1"/>
+            </w:tcBorders>
+            <w:shd w:fill="1F4E79" w:val="clear"/>
+            <w:tcMar>
+              <w:top w:type="dxa" w:w="60"/>
+              <w:left w:type="dxa" w:w="100"/>
+              <w:bottom w:type="dxa" w:w="60"/>
+              <w:right w:type="dxa" w:w="100"/>
+            </w:tcMar>
+            <w:vAlign w:val="center"/>
+          </w:tcPr>
+          <w:p>
+            <w:pPr>
+              <w:jc w:val="center"/>
+            </w:pPr>
+            <w:r>
+              <w:rPr>
+                <w:rFonts w:ascii="Meiryo UI" w:cs="Meiryo UI" w:eastAsia="Meiryo UI" w:hAnsi="Meiryo UI"/>
+                <w:b/>
+                <w:bCs/>
+                <w:color w:val="FFFFFF"/>
+                <w:sz w:val="18"/>
+                <w:szCs w:val="18"/>
+              </w:rPr>
+              <w:t xml:space="preserve">６ヶ月</w:t>
+            </w:r>
+          </w:p>
+        </w:tc>
+        <w:tc>
+          <w:tcPr>
+            <w:tcW w:type="dxa" w:w="1000"/>
+            <w:tcBorders>
+              <w:top w:val="single" w:color="CCCCCC" w:sz="1"/>
+              <w:left w:val="single" w:color="CCCCCC" w:sz="1"/>
+              <w:bottom w:val="single" w:color="CCCCCC" w:sz="1"/>
+              <w:right w:val="single" w:color="CCCCCC" w:sz="1"/>
+            </w:tcBorders>
+            <w:shd w:fill="1F4E79" w:val="clear"/>
+            <w:tcMar>
+              <w:top w:type="dxa" w:w="60"/>
+              <w:left w:type="dxa" w:w="100"/>
+              <w:bottom w:type="dxa" w:w="60"/>
+              <w:right w:type="dxa" w:w="100"/>
+            </w:tcMar>
+            <w:vAlign w:val="center"/>
+          </w:tcPr>
+          <w:p>
+            <w:pPr>
+              <w:jc w:val="center"/>
+            </w:pPr>
+            <w:r>
+              <w:rPr>
+                <w:rFonts w:ascii="Meiryo UI" w:cs="Meiryo UI" w:eastAsia="Meiryo UI" w:hAnsi="Meiryo UI"/>
+                <w:b/>
+                <w:bCs/>
+                <w:color w:val="FFFFFF"/>
+                <w:sz w:val="18"/>
+                <w:szCs w:val="18"/>
+              </w:rPr>
+              <w:t xml:space="preserve">1年</w:t>
+            </w:r>
+          </w:p>
+        </w:tc>
+        <w:tc>
+          <w:tcPr>
+            <w:tcW w:type="dxa" w:w="1000"/>
+            <w:tcBorders>
+              <w:top w:val="single" w:color="CCCCCC" w:sz="1"/>
+              <w:left w:val="single" w:color="CCCCCC" w:sz="1"/>
+              <w:bottom w:val="single" w:color="CCCCCC" w:sz="1"/>
+              <w:right w:val="single" w:color="CCCCCC" w:sz="1"/>
+            </w:tcBorders>
+            <w:shd w:fill="1F4E79" w:val="clear"/>
+            <w:tcMar>
+              <w:top w:type="dxa" w:w="60"/>
+              <w:left w:type="dxa" w:w="100"/>
+              <w:bottom w:type="dxa" w:w="60"/>
+              <w:right w:type="dxa" w:w="100"/>
+            </w:tcMar>
+            <w:vAlign w:val="center"/>
+          </w:tcPr>
+          <w:p>
+            <w:pPr>
+              <w:jc w:val="center"/>
+            </w:pPr>
+            <w:r>
+              <w:rPr>
+                <w:rFonts w:ascii="Meiryo UI" w:cs="Meiryo UI" w:eastAsia="Meiryo UI" w:hAnsi="Meiryo UI"/>
+                <w:b/>
+                <w:bCs/>
+                <w:color w:val="FFFFFF"/>
+                <w:sz w:val="18"/>
+                <w:szCs w:val="18"/>
+              </w:rPr>
+              <w:t xml:space="preserve">2年</w:t>
+            </w:r>
+          </w:p>
+        </w:tc>
+        <w:tc>
+          <w:tcPr>
+            <w:tcW w:type="dxa" w:w="1000"/>
+            <w:tcBorders>
+              <w:top w:val="single" w:color="CCCCCC" w:sz="1"/>
+              <w:left w:val="single" w:color="CCCCCC" w:sz="1"/>
+              <w:bottom w:val="single" w:color="CCCCCC" w:sz="1"/>
+              <w:right w:val="single" w:color="CCCCCC" w:sz="1"/>
+            </w:tcBorders>
+            <w:shd w:fill="1F4E79" w:val="clear"/>
+            <w:tcMar>
+              <w:top w:type="dxa" w:w="60"/>
+              <w:left w:type="dxa" w:w="100"/>
+              <w:bottom w:type="dxa" w:w="60"/>
+              <w:right w:type="dxa" w:w="100"/>
+            </w:tcMar>
+            <w:vAlign w:val="center"/>
+          </w:tcPr>
+          <w:p>
+            <w:pPr>
+              <w:jc w:val="center"/>
+            </w:pPr>
+            <w:r>
+              <w:rPr>
+                <w:rFonts w:ascii="Meiryo UI" w:cs="Meiryo UI" w:eastAsia="Meiryo UI" w:hAnsi="Meiryo UI"/>
+                <w:b/>
+                <w:bCs/>
+                <w:color w:val="FFFFFF"/>
+                <w:sz w:val="18"/>
+                <w:szCs w:val="18"/>
+              </w:rPr>
+              <w:t xml:space="preserve">3年</w:t>
+            </w:r>
+          </w:p>
+        </w:tc>
+        <w:tc>
+          <w:tcPr>
+            <w:tcW w:type="dxa" w:w="1000"/>
+            <w:tcBorders>
+              <w:top w:val="single" w:color="CCCCCC" w:sz="1"/>
+              <w:left w:val="single" w:color="CCCCCC" w:sz="1"/>
+              <w:bottom w:val="single" w:color="CCCCCC" w:sz="1"/>
+              <w:right w:val="single" w:color="CCCCCC" w:sz="1"/>
+            </w:tcBorders>
+            <w:shd w:fill="1F4E79" w:val="clear"/>
+            <w:tcMar>
+              <w:top w:type="dxa" w:w="60"/>
+              <w:left w:type="dxa" w:w="100"/>
+              <w:bottom w:type="dxa" w:w="60"/>
+              <w:right w:type="dxa" w:w="100"/>
+            </w:tcMar>
+            <w:vAlign w:val="center"/>
+          </w:tcPr>
+          <w:p>
+            <w:pPr>
+              <w:jc w:val="center"/>
+            </w:pPr>
+            <w:r>
+              <w:rPr>
+                <w:rFonts w:ascii="Meiryo UI" w:cs="Meiryo UI" w:eastAsia="Meiryo UI" w:hAnsi="Meiryo UI"/>
+                <w:b/>
+                <w:bCs/>
+                <w:color w:val="FFFFFF"/>
+                <w:sz w:val="18"/>
+                <w:szCs w:val="18"/>
+              </w:rPr>
+              <w:t xml:space="preserve">4年</w:t>
+            </w:r>
+          </w:p>
+        </w:tc>
+        <w:tc>
+          <w:tcPr>
+            <w:tcW w:type="dxa" w:w="1000"/>
+            <w:tcBorders>
+              <w:top w:val="single" w:color="CCCCCC" w:sz="1"/>
+              <w:left w:val="single" w:color="CCCCCC" w:sz="1"/>
+              <w:bottom w:val="single" w:color="CCCCCC" w:sz="1"/>
+              <w:right w:val="single" w:color="CCCCCC" w:sz="1"/>
+            </w:tcBorders>
+            <w:shd w:fill="1F4E79" w:val="clear"/>
+            <w:tcMar>
+              <w:top w:type="dxa" w:w="60"/>
+              <w:left w:type="dxa" w:w="100"/>
+              <w:bottom w:type="dxa" w:w="60"/>
+              <w:right w:type="dxa" w:w="100"/>
+            </w:tcMar>
+            <w:vAlign w:val="center"/>
+          </w:tcPr>
+          <w:p>
+            <w:pPr>
+              <w:jc w:val="center"/>
+            </w:pPr>
+            <w:r>
+              <w:rPr>
+                <w:rFonts w:ascii="Meiryo UI" w:cs="Meiryo UI" w:eastAsia="Meiryo UI" w:hAnsi="Meiryo UI"/>
+                <w:b/>
+                <w:bCs/>
+                <w:color w:val="FFFFFF"/>
+                <w:sz w:val="18"/>
+                <w:szCs w:val="18"/>
+              </w:rPr>
+              <w:t xml:space="preserve">5年</w:t>
+            </w:r>
+          </w:p>
+        </w:tc>
+        <w:tc>
+          <w:tcPr>
+            <w:tcW w:type="dxa" w:w="826"/>
+            <w:tcBorders>
+              <w:top w:val="single" w:color="CCCCCC" w:sz="1"/>
+              <w:left w:val="single" w:color="CCCCCC" w:sz="1"/>
+              <w:bottom w:val="single" w:color="CCCCCC" w:sz="1"/>
+              <w:right w:val="single" w:color="CCCCCC" w:sz="1"/>
+            </w:tcBorders>
+            <w:shd w:fill="1F4E79" w:val="clear"/>
+            <w:tcMar>
+              <w:top w:type="dxa" w:w="60"/>
+              <w:left w:type="dxa" w:w="100"/>
+              <w:bottom w:type="dxa" w:w="60"/>
+              <w:right w:type="dxa" w:w="100"/>
+            </w:tcMar>
+            <w:vAlign w:val="center"/>
+          </w:tcPr>
+          <w:p>
+            <w:pPr>
+              <w:jc w:val="center"/>
+            </w:pPr>
+            <w:r>
+              <w:rPr>
+                <w:rFonts w:ascii="Meiryo UI" w:cs="Meiryo UI" w:eastAsia="Meiryo UI" w:hAnsi="Meiryo UI"/>
+                <w:b/>
+                <w:bCs/>
+                <w:color w:val="FFFFFF"/>
+                <w:sz w:val="18"/>
+                <w:szCs w:val="18"/>
+              </w:rPr>
+              <w:t xml:space="preserve">6年以上</w:t>
             </w:r>
           </w:p>
         </w:tc>
@@ -14708,67 +14960,440 @@
       <w:tr>
         <w:tc>
           <w:tcPr>
-            <w:tcW w:type="dxa" w:w="4500"/>
-            <w:tcBorders>
-              <w:top w:val="single" w:color="CCCCCC" w:sz="1"/>
-              <w:left w:val="single" w:color="CCCCCC" w:sz="1"/>
-              <w:bottom w:val="single" w:color="CCCCCC" w:sz="1"/>
-              <w:right w:val="single" w:color="CCCCCC" w:sz="1"/>
-            </w:tcBorders>
-            <w:tcMar>
-              <w:top w:type="dxa" w:w="60"/>
-              <w:left w:type="dxa" w:w="100"/>
-              <w:bottom w:type="dxa" w:w="60"/>
-              <w:right w:type="dxa" w:w="100"/>
-            </w:tcMar>
-            <w:vAlign w:val="center"/>
-          </w:tcPr>
-          <w:p>
-            <w:pPr>
-              <w:jc w:val="left"/>
-            </w:pPr>
-            <w:r>
-              <w:rPr>
-                <w:rFonts w:ascii="Meiryo UI" w:cs="Meiryo UI" w:eastAsia="Meiryo UI" w:hAnsi="Meiryo UI"/>
-                <w:b w:val="false"/>
-                <w:bCs w:val="false"/>
-                <w:sz w:val="18"/>
-                <w:szCs w:val="18"/>
-              </w:rPr>
-              <w:t xml:space="preserve">0.5年</w:t>
-            </w:r>
-          </w:p>
-        </w:tc>
-        <w:tc>
-          <w:tcPr>
-            <w:tcW w:type="dxa" w:w="4526"/>
-            <w:tcBorders>
-              <w:top w:val="single" w:color="CCCCCC" w:sz="1"/>
-              <w:left w:val="single" w:color="CCCCCC" w:sz="1"/>
-              <w:bottom w:val="single" w:color="CCCCCC" w:sz="1"/>
-              <w:right w:val="single" w:color="CCCCCC" w:sz="1"/>
-            </w:tcBorders>
-            <w:tcMar>
-              <w:top w:type="dxa" w:w="60"/>
-              <w:left w:type="dxa" w:w="100"/>
-              <w:bottom w:type="dxa" w:w="60"/>
-              <w:right w:type="dxa" w:w="100"/>
-            </w:tcMar>
-            <w:vAlign w:val="center"/>
-          </w:tcPr>
-          <w:p>
-            <w:pPr>
-              <w:jc w:val="left"/>
-            </w:pPr>
-            <w:r>
-              <w:rPr>
-                <w:rFonts w:ascii="Meiryo UI" w:cs="Meiryo UI" w:eastAsia="Meiryo UI" w:hAnsi="Meiryo UI"/>
-                <w:b w:val="false"/>
-                <w:bCs w:val="false"/>
-                <w:sz w:val="18"/>
-                <w:szCs w:val="18"/>
-              </w:rPr>
-              <w:t xml:space="preserve">10日</w:t>
+            <w:tcW w:type="dxa" w:w="1200"/>
+            <w:tcBorders>
+              <w:top w:val="single" w:color="CCCCCC" w:sz="1"/>
+              <w:left w:val="single" w:color="CCCCCC" w:sz="1"/>
+              <w:bottom w:val="single" w:color="CCCCCC" w:sz="1"/>
+              <w:right w:val="single" w:color="CCCCCC" w:sz="1"/>
+            </w:tcBorders>
+            <w:tcMar>
+              <w:top w:type="dxa" w:w="60"/>
+              <w:left w:type="dxa" w:w="100"/>
+              <w:bottom w:type="dxa" w:w="60"/>
+              <w:right w:type="dxa" w:w="100"/>
+            </w:tcMar>
+            <w:vAlign w:val="center"/>
+          </w:tcPr>
+          <w:p>
+            <w:pPr>
+              <w:jc w:val="left"/>
+            </w:pPr>
+            <w:r>
+              <w:rPr>
+                <w:rFonts w:ascii="Meiryo UI" w:cs="Meiryo UI" w:eastAsia="Meiryo UI" w:hAnsi="Meiryo UI"/>
+                <w:b w:val="false"/>
+                <w:bCs w:val="false"/>
+                <w:sz w:val="18"/>
+                <w:szCs w:val="18"/>
+              </w:rPr>
+              <w:t xml:space="preserve">付与日数</w:t>
+            </w:r>
+          </w:p>
+        </w:tc>
+        <w:tc>
+          <w:tcPr>
+            <w:tcW w:type="dxa" w:w="1000"/>
+            <w:tcBorders>
+              <w:top w:val="single" w:color="CCCCCC" w:sz="1"/>
+              <w:left w:val="single" w:color="CCCCCC" w:sz="1"/>
+              <w:bottom w:val="single" w:color="CCCCCC" w:sz="1"/>
+              <w:right w:val="single" w:color="CCCCCC" w:sz="1"/>
+            </w:tcBorders>
+            <w:tcMar>
+              <w:top w:type="dxa" w:w="60"/>
+              <w:left w:type="dxa" w:w="100"/>
+              <w:bottom w:type="dxa" w:w="60"/>
+              <w:right w:type="dxa" w:w="100"/>
+            </w:tcMar>
+            <w:vAlign w:val="center"/>
+          </w:tcPr>
+          <w:p>
+            <w:pPr>
+              <w:jc w:val="center"/>
+            </w:pPr>
+            <w:r>
+              <w:rPr>
+                <w:rFonts w:ascii="Meiryo UI" w:cs="Meiryo UI" w:eastAsia="Meiryo UI" w:hAnsi="Meiryo UI"/>
+                <w:b w:val="false"/>
+                <w:bCs w:val="false"/>
+                <w:sz w:val="18"/>
+                <w:szCs w:val="18"/>
+              </w:rPr>
+              <w:t xml:space="preserve">2日</w:t>
+            </w:r>
+          </w:p>
+        </w:tc>
+        <w:tc>
+          <w:tcPr>
+            <w:tcW w:type="dxa" w:w="1000"/>
+            <w:tcBorders>
+              <w:top w:val="single" w:color="CCCCCC" w:sz="1"/>
+              <w:left w:val="single" w:color="CCCCCC" w:sz="1"/>
+              <w:bottom w:val="single" w:color="CCCCCC" w:sz="1"/>
+              <w:right w:val="single" w:color="CCCCCC" w:sz="1"/>
+            </w:tcBorders>
+            <w:tcMar>
+              <w:top w:type="dxa" w:w="60"/>
+              <w:left w:type="dxa" w:w="100"/>
+              <w:bottom w:type="dxa" w:w="60"/>
+              <w:right w:type="dxa" w:w="100"/>
+            </w:tcMar>
+            <w:vAlign w:val="center"/>
+          </w:tcPr>
+          <w:p>
+            <w:pPr>
+              <w:jc w:val="center"/>
+            </w:pPr>
+            <w:r>
+              <w:rPr>
+                <w:rFonts w:ascii="Meiryo UI" w:cs="Meiryo UI" w:eastAsia="Meiryo UI" w:hAnsi="Meiryo UI"/>
+                <w:b w:val="false"/>
+                <w:bCs w:val="false"/>
+                <w:sz w:val="18"/>
+                <w:szCs w:val="18"/>
+              </w:rPr>
+              <w:t xml:space="preserve">8日</w:t>
+            </w:r>
+          </w:p>
+        </w:tc>
+        <w:tc>
+          <w:tcPr>
+            <w:tcW w:type="dxa" w:w="1000"/>
+            <w:tcBorders>
+              <w:top w:val="single" w:color="CCCCCC" w:sz="1"/>
+              <w:left w:val="single" w:color="CCCCCC" w:sz="1"/>
+              <w:bottom w:val="single" w:color="CCCCCC" w:sz="1"/>
+              <w:right w:val="single" w:color="CCCCCC" w:sz="1"/>
+            </w:tcBorders>
+            <w:tcMar>
+              <w:top w:type="dxa" w:w="60"/>
+              <w:left w:type="dxa" w:w="100"/>
+              <w:bottom w:type="dxa" w:w="60"/>
+              <w:right w:type="dxa" w:w="100"/>
+            </w:tcMar>
+            <w:vAlign w:val="center"/>
+          </w:tcPr>
+          <w:p>
+            <w:pPr>
+              <w:jc w:val="center"/>
+            </w:pPr>
+            <w:r>
+              <w:rPr>
+                <w:rFonts w:ascii="Meiryo UI" w:cs="Meiryo UI" w:eastAsia="Meiryo UI" w:hAnsi="Meiryo UI"/>
+                <w:b w:val="false"/>
+                <w:bCs w:val="false"/>
+                <w:sz w:val="18"/>
+                <w:szCs w:val="18"/>
+              </w:rPr>
+              <w:t xml:space="preserve">11日</w:t>
+            </w:r>
+          </w:p>
+        </w:tc>
+        <w:tc>
+          <w:tcPr>
+            <w:tcW w:type="dxa" w:w="1000"/>
+            <w:tcBorders>
+              <w:top w:val="single" w:color="CCCCCC" w:sz="1"/>
+              <w:left w:val="single" w:color="CCCCCC" w:sz="1"/>
+              <w:bottom w:val="single" w:color="CCCCCC" w:sz="1"/>
+              <w:right w:val="single" w:color="CCCCCC" w:sz="1"/>
+            </w:tcBorders>
+            <w:tcMar>
+              <w:top w:type="dxa" w:w="60"/>
+              <w:left w:type="dxa" w:w="100"/>
+              <w:bottom w:type="dxa" w:w="60"/>
+              <w:right w:type="dxa" w:w="100"/>
+            </w:tcMar>
+            <w:vAlign w:val="center"/>
+          </w:tcPr>
+          <w:p>
+            <w:pPr>
+              <w:jc w:val="center"/>
+            </w:pPr>
+            <w:r>
+              <w:rPr>
+                <w:rFonts w:ascii="Meiryo UI" w:cs="Meiryo UI" w:eastAsia="Meiryo UI" w:hAnsi="Meiryo UI"/>
+                <w:b w:val="false"/>
+                <w:bCs w:val="false"/>
+                <w:sz w:val="18"/>
+                <w:szCs w:val="18"/>
+              </w:rPr>
+              <w:t xml:space="preserve">12日</w:t>
+            </w:r>
+          </w:p>
+        </w:tc>
+        <w:tc>
+          <w:tcPr>
+            <w:tcW w:type="dxa" w:w="1000"/>
+            <w:tcBorders>
+              <w:top w:val="single" w:color="CCCCCC" w:sz="1"/>
+              <w:left w:val="single" w:color="CCCCCC" w:sz="1"/>
+              <w:bottom w:val="single" w:color="CCCCCC" w:sz="1"/>
+              <w:right w:val="single" w:color="CCCCCC" w:sz="1"/>
+            </w:tcBorders>
+            <w:tcMar>
+              <w:top w:type="dxa" w:w="60"/>
+              <w:left w:type="dxa" w:w="100"/>
+              <w:bottom w:type="dxa" w:w="60"/>
+              <w:right w:type="dxa" w:w="100"/>
+            </w:tcMar>
+            <w:vAlign w:val="center"/>
+          </w:tcPr>
+          <w:p>
+            <w:pPr>
+              <w:jc w:val="center"/>
+            </w:pPr>
+            <w:r>
+              <w:rPr>
+                <w:rFonts w:ascii="Meiryo UI" w:cs="Meiryo UI" w:eastAsia="Meiryo UI" w:hAnsi="Meiryo UI"/>
+                <w:b w:val="false"/>
+                <w:bCs w:val="false"/>
+                <w:sz w:val="18"/>
+                <w:szCs w:val="18"/>
+              </w:rPr>
+              <w:t xml:space="preserve">14日</w:t>
+            </w:r>
+          </w:p>
+        </w:tc>
+        <w:tc>
+          <w:tcPr>
+            <w:tcW w:type="dxa" w:w="1000"/>
+            <w:tcBorders>
+              <w:top w:val="single" w:color="CCCCCC" w:sz="1"/>
+              <w:left w:val="single" w:color="CCCCCC" w:sz="1"/>
+              <w:bottom w:val="single" w:color="CCCCCC" w:sz="1"/>
+              <w:right w:val="single" w:color="CCCCCC" w:sz="1"/>
+            </w:tcBorders>
+            <w:tcMar>
+              <w:top w:type="dxa" w:w="60"/>
+              <w:left w:type="dxa" w:w="100"/>
+              <w:bottom w:type="dxa" w:w="60"/>
+              <w:right w:type="dxa" w:w="100"/>
+            </w:tcMar>
+            <w:vAlign w:val="center"/>
+          </w:tcPr>
+          <w:p>
+            <w:pPr>
+              <w:jc w:val="center"/>
+            </w:pPr>
+            <w:r>
+              <w:rPr>
+                <w:rFonts w:ascii="Meiryo UI" w:cs="Meiryo UI" w:eastAsia="Meiryo UI" w:hAnsi="Meiryo UI"/>
+                <w:b w:val="false"/>
+                <w:bCs w:val="false"/>
+                <w:sz w:val="18"/>
+                <w:szCs w:val="18"/>
+              </w:rPr>
+              <w:t xml:space="preserve">16日</w:t>
+            </w:r>
+          </w:p>
+        </w:tc>
+        <w:tc>
+          <w:tcPr>
+            <w:tcW w:type="dxa" w:w="1000"/>
+            <w:tcBorders>
+              <w:top w:val="single" w:color="CCCCCC" w:sz="1"/>
+              <w:left w:val="single" w:color="CCCCCC" w:sz="1"/>
+              <w:bottom w:val="single" w:color="CCCCCC" w:sz="1"/>
+              <w:right w:val="single" w:color="CCCCCC" w:sz="1"/>
+            </w:tcBorders>
+            <w:tcMar>
+              <w:top w:type="dxa" w:w="60"/>
+              <w:left w:type="dxa" w:w="100"/>
+              <w:bottom w:type="dxa" w:w="60"/>
+              <w:right w:type="dxa" w:w="100"/>
+            </w:tcMar>
+            <w:vAlign w:val="center"/>
+          </w:tcPr>
+          <w:p>
+            <w:pPr>
+              <w:jc w:val="center"/>
+            </w:pPr>
+            <w:r>
+              <w:rPr>
+                <w:rFonts w:ascii="Meiryo UI" w:cs="Meiryo UI" w:eastAsia="Meiryo UI" w:hAnsi="Meiryo UI"/>
+                <w:b w:val="false"/>
+                <w:bCs w:val="false"/>
+                <w:sz w:val="18"/>
+                <w:szCs w:val="18"/>
+              </w:rPr>
+              <w:t xml:space="preserve">18日</w:t>
+            </w:r>
+          </w:p>
+        </w:tc>
+        <w:tc>
+          <w:tcPr>
+            <w:tcW w:type="dxa" w:w="826"/>
+            <w:tcBorders>
+              <w:top w:val="single" w:color="CCCCCC" w:sz="1"/>
+              <w:left w:val="single" w:color="CCCCCC" w:sz="1"/>
+              <w:bottom w:val="single" w:color="CCCCCC" w:sz="1"/>
+              <w:right w:val="single" w:color="CCCCCC" w:sz="1"/>
+            </w:tcBorders>
+            <w:tcMar>
+              <w:top w:type="dxa" w:w="60"/>
+              <w:left w:type="dxa" w:w="100"/>
+              <w:bottom w:type="dxa" w:w="60"/>
+              <w:right w:type="dxa" w:w="100"/>
+            </w:tcMar>
+            <w:vAlign w:val="center"/>
+          </w:tcPr>
+          <w:p>
+            <w:pPr>
+              <w:jc w:val="center"/>
+            </w:pPr>
+            <w:r>
+              <w:rPr>
+                <w:rFonts w:ascii="Meiryo UI" w:cs="Meiryo UI" w:eastAsia="Meiryo UI" w:hAnsi="Meiryo UI"/>
+                <w:b w:val="false"/>
+                <w:bCs w:val="false"/>
+                <w:sz w:val="18"/>
+                <w:szCs w:val="18"/>
+              </w:rPr>
+              <w:t xml:space="preserve">20日</w:t>
+            </w:r>
+          </w:p>
+        </w:tc>
+      </w:tr>
+    </w:tbl>
+    <w:p>
+      <w:pPr>
+        <w:spacing w:after="80"/>
+      </w:pPr>
+    </w:p>
+    <w:p>
+      <w:pPr>
+        <w:pStyle w:val="Heading3"/>
+        <w:spacing w:after="100" w:before="200"/>
+      </w:pPr>
+      <w:r>
+        <w:rPr>
+          <w:rFonts w:ascii="Meiryo UI" w:cs="Meiryo UI" w:eastAsia="Meiryo UI" w:hAnsi="Meiryo UI"/>
+        </w:rPr>
+        <w:t xml:space="preserve">基準日・付与日（第59条第2項・第3項）</w:t>
+      </w:r>
+    </w:p>
+    <w:tbl>
+      <w:tblPr>
+        <w:tblW w:type="dxa" w:w="9026"/>
+        <w:tblBorders>
+          <w:top w:val="single" w:color="auto" w:sz="4"/>
+          <w:left w:val="single" w:color="auto" w:sz="4"/>
+          <w:bottom w:val="single" w:color="auto" w:sz="4"/>
+          <w:right w:val="single" w:color="auto" w:sz="4"/>
+          <w:insideH w:val="single" w:color="auto" w:sz="4"/>
+          <w:insideV w:val="single" w:color="auto" w:sz="4"/>
+        </w:tblBorders>
+      </w:tblPr>
+      <w:tblGrid>
+        <w:gridCol w:w="3500"/>
+        <w:gridCol w:w="2700"/>
+        <w:gridCol w:w="2826"/>
+      </w:tblGrid>
+      <w:tr>
+        <w:tc>
+          <w:tcPr>
+            <w:tcW w:type="dxa" w:w="3500"/>
+            <w:tcBorders>
+              <w:top w:val="single" w:color="CCCCCC" w:sz="1"/>
+              <w:left w:val="single" w:color="CCCCCC" w:sz="1"/>
+              <w:bottom w:val="single" w:color="CCCCCC" w:sz="1"/>
+              <w:right w:val="single" w:color="CCCCCC" w:sz="1"/>
+            </w:tcBorders>
+            <w:shd w:fill="1F4E79" w:val="clear"/>
+            <w:tcMar>
+              <w:top w:type="dxa" w:w="60"/>
+              <w:left w:type="dxa" w:w="100"/>
+              <w:bottom w:type="dxa" w:w="60"/>
+              <w:right w:type="dxa" w:w="100"/>
+            </w:tcMar>
+            <w:vAlign w:val="center"/>
+          </w:tcPr>
+          <w:p>
+            <w:pPr>
+              <w:jc w:val="center"/>
+            </w:pPr>
+            <w:r>
+              <w:rPr>
+                <w:rFonts w:ascii="Meiryo UI" w:cs="Meiryo UI" w:eastAsia="Meiryo UI" w:hAnsi="Meiryo UI"/>
+                <w:b/>
+                <w:bCs/>
+                <w:color w:val="FFFFFF"/>
+                <w:sz w:val="18"/>
+                <w:szCs w:val="18"/>
+              </w:rPr>
+              <w:t xml:space="preserve">入社時期</w:t>
+            </w:r>
+          </w:p>
+        </w:tc>
+        <w:tc>
+          <w:tcPr>
+            <w:tcW w:type="dxa" w:w="2700"/>
+            <w:tcBorders>
+              <w:top w:val="single" w:color="CCCCCC" w:sz="1"/>
+              <w:left w:val="single" w:color="CCCCCC" w:sz="1"/>
+              <w:bottom w:val="single" w:color="CCCCCC" w:sz="1"/>
+              <w:right w:val="single" w:color="CCCCCC" w:sz="1"/>
+            </w:tcBorders>
+            <w:shd w:fill="1F4E79" w:val="clear"/>
+            <w:tcMar>
+              <w:top w:type="dxa" w:w="60"/>
+              <w:left w:type="dxa" w:w="100"/>
+              <w:bottom w:type="dxa" w:w="60"/>
+              <w:right w:type="dxa" w:w="100"/>
+            </w:tcMar>
+            <w:vAlign w:val="center"/>
+          </w:tcPr>
+          <w:p>
+            <w:pPr>
+              <w:jc w:val="center"/>
+            </w:pPr>
+            <w:r>
+              <w:rPr>
+                <w:rFonts w:ascii="Meiryo UI" w:cs="Meiryo UI" w:eastAsia="Meiryo UI" w:hAnsi="Meiryo UI"/>
+                <w:b/>
+                <w:bCs/>
+                <w:color w:val="FFFFFF"/>
+                <w:sz w:val="18"/>
+                <w:szCs w:val="18"/>
+              </w:rPr>
+              <w:t xml:space="preserve">基準日</w:t>
+            </w:r>
+          </w:p>
+        </w:tc>
+        <w:tc>
+          <w:tcPr>
+            <w:tcW w:type="dxa" w:w="2826"/>
+            <w:tcBorders>
+              <w:top w:val="single" w:color="CCCCCC" w:sz="1"/>
+              <w:left w:val="single" w:color="CCCCCC" w:sz="1"/>
+              <w:bottom w:val="single" w:color="CCCCCC" w:sz="1"/>
+              <w:right w:val="single" w:color="CCCCCC" w:sz="1"/>
+            </w:tcBorders>
+            <w:shd w:fill="1F4E79" w:val="clear"/>
+            <w:tcMar>
+              <w:top w:type="dxa" w:w="60"/>
+              <w:left w:type="dxa" w:w="100"/>
+              <w:bottom w:type="dxa" w:w="60"/>
+              <w:right w:type="dxa" w:w="100"/>
+            </w:tcMar>
+            <w:vAlign w:val="center"/>
+          </w:tcPr>
+          <w:p>
+            <w:pPr>
+              <w:jc w:val="center"/>
+            </w:pPr>
+            <w:r>
+              <w:rPr>
+                <w:rFonts w:ascii="Meiryo UI" w:cs="Meiryo UI" w:eastAsia="Meiryo UI" w:hAnsi="Meiryo UI"/>
+                <w:b/>
+                <w:bCs/>
+                <w:color w:val="FFFFFF"/>
+                <w:sz w:val="18"/>
+                <w:szCs w:val="18"/>
+              </w:rPr>
+              <w:t xml:space="preserve">付与日</w:t>
             </w:r>
           </w:p>
         </w:tc>
@@ -14776,69 +15401,100 @@
       <w:tr>
         <w:tc>
           <w:tcPr>
-            <w:tcW w:type="dxa" w:w="4500"/>
-            <w:tcBorders>
-              <w:top w:val="single" w:color="CCCCCC" w:sz="1"/>
-              <w:left w:val="single" w:color="CCCCCC" w:sz="1"/>
-              <w:bottom w:val="single" w:color="CCCCCC" w:sz="1"/>
-              <w:right w:val="single" w:color="CCCCCC" w:sz="1"/>
-            </w:tcBorders>
-            <w:shd w:fill="F2F2F2" w:val="clear"/>
-            <w:tcMar>
-              <w:top w:type="dxa" w:w="60"/>
-              <w:left w:type="dxa" w:w="100"/>
-              <w:bottom w:type="dxa" w:w="60"/>
-              <w:right w:type="dxa" w:w="100"/>
-            </w:tcMar>
-            <w:vAlign w:val="center"/>
-          </w:tcPr>
-          <w:p>
-            <w:pPr>
-              <w:jc w:val="left"/>
-            </w:pPr>
-            <w:r>
-              <w:rPr>
-                <w:rFonts w:ascii="Meiryo UI" w:cs="Meiryo UI" w:eastAsia="Meiryo UI" w:hAnsi="Meiryo UI"/>
-                <w:b w:val="false"/>
-                <w:bCs w:val="false"/>
-                <w:sz w:val="18"/>
-                <w:szCs w:val="18"/>
-              </w:rPr>
-              <w:t xml:space="preserve">1.5年</w:t>
-            </w:r>
-          </w:p>
-        </w:tc>
-        <w:tc>
-          <w:tcPr>
-            <w:tcW w:type="dxa" w:w="4526"/>
-            <w:tcBorders>
-              <w:top w:val="single" w:color="CCCCCC" w:sz="1"/>
-              <w:left w:val="single" w:color="CCCCCC" w:sz="1"/>
-              <w:bottom w:val="single" w:color="CCCCCC" w:sz="1"/>
-              <w:right w:val="single" w:color="CCCCCC" w:sz="1"/>
-            </w:tcBorders>
-            <w:shd w:fill="F2F2F2" w:val="clear"/>
-            <w:tcMar>
-              <w:top w:type="dxa" w:w="60"/>
-              <w:left w:type="dxa" w:w="100"/>
-              <w:bottom w:type="dxa" w:w="60"/>
-              <w:right w:type="dxa" w:w="100"/>
-            </w:tcMar>
-            <w:vAlign w:val="center"/>
-          </w:tcPr>
-          <w:p>
-            <w:pPr>
-              <w:jc w:val="left"/>
-            </w:pPr>
-            <w:r>
-              <w:rPr>
-                <w:rFonts w:ascii="Meiryo UI" w:cs="Meiryo UI" w:eastAsia="Meiryo UI" w:hAnsi="Meiryo UI"/>
-                <w:b w:val="false"/>
-                <w:bCs w:val="false"/>
-                <w:sz w:val="18"/>
-                <w:szCs w:val="18"/>
-              </w:rPr>
-              <w:t xml:space="preserve">11日</w:t>
+            <w:tcW w:type="dxa" w:w="3500"/>
+            <w:tcBorders>
+              <w:top w:val="single" w:color="CCCCCC" w:sz="1"/>
+              <w:left w:val="single" w:color="CCCCCC" w:sz="1"/>
+              <w:bottom w:val="single" w:color="CCCCCC" w:sz="1"/>
+              <w:right w:val="single" w:color="CCCCCC" w:sz="1"/>
+            </w:tcBorders>
+            <w:tcMar>
+              <w:top w:type="dxa" w:w="60"/>
+              <w:left w:type="dxa" w:w="100"/>
+              <w:bottom w:type="dxa" w:w="60"/>
+              <w:right w:type="dxa" w:w="100"/>
+            </w:tcMar>
+            <w:vAlign w:val="center"/>
+          </w:tcPr>
+          <w:p>
+            <w:pPr>
+              <w:jc w:val="left"/>
+            </w:pPr>
+            <w:r>
+              <w:rPr>
+                <w:rFonts w:ascii="Meiryo UI" w:cs="Meiryo UI" w:eastAsia="Meiryo UI" w:hAnsi="Meiryo UI"/>
+                <w:b w:val="false"/>
+                <w:bCs w:val="false"/>
+                <w:sz w:val="18"/>
+                <w:szCs w:val="18"/>
+              </w:rPr>
+              <w:t xml:space="preserve">1月1日〜6月30日入社</w:t>
+            </w:r>
+          </w:p>
+        </w:tc>
+        <w:tc>
+          <w:tcPr>
+            <w:tcW w:type="dxa" w:w="2700"/>
+            <w:tcBorders>
+              <w:top w:val="single" w:color="CCCCCC" w:sz="1"/>
+              <w:left w:val="single" w:color="CCCCCC" w:sz="1"/>
+              <w:bottom w:val="single" w:color="CCCCCC" w:sz="1"/>
+              <w:right w:val="single" w:color="CCCCCC" w:sz="1"/>
+            </w:tcBorders>
+            <w:tcMar>
+              <w:top w:type="dxa" w:w="60"/>
+              <w:left w:type="dxa" w:w="100"/>
+              <w:bottom w:type="dxa" w:w="60"/>
+              <w:right w:type="dxa" w:w="100"/>
+            </w:tcMar>
+            <w:vAlign w:val="center"/>
+          </w:tcPr>
+          <w:p>
+            <w:pPr>
+              <w:jc w:val="left"/>
+            </w:pPr>
+            <w:r>
+              <w:rPr>
+                <w:rFonts w:ascii="Meiryo UI" w:cs="Meiryo UI" w:eastAsia="Meiryo UI" w:hAnsi="Meiryo UI"/>
+                <w:b w:val="false"/>
+                <w:bCs w:val="false"/>
+                <w:sz w:val="18"/>
+                <w:szCs w:val="18"/>
+              </w:rPr>
+              <w:t xml:space="preserve">6月30日</w:t>
+            </w:r>
+          </w:p>
+        </w:tc>
+        <w:tc>
+          <w:tcPr>
+            <w:tcW w:type="dxa" w:w="2826"/>
+            <w:tcBorders>
+              <w:top w:val="single" w:color="CCCCCC" w:sz="1"/>
+              <w:left w:val="single" w:color="CCCCCC" w:sz="1"/>
+              <w:bottom w:val="single" w:color="CCCCCC" w:sz="1"/>
+              <w:right w:val="single" w:color="CCCCCC" w:sz="1"/>
+            </w:tcBorders>
+            <w:tcMar>
+              <w:top w:type="dxa" w:w="60"/>
+              <w:left w:type="dxa" w:w="100"/>
+              <w:bottom w:type="dxa" w:w="60"/>
+              <w:right w:type="dxa" w:w="100"/>
+            </w:tcMar>
+            <w:vAlign w:val="center"/>
+          </w:tcPr>
+          <w:p>
+            <w:pPr>
+              <w:jc w:val="left"/>
+            </w:pPr>
+            <w:r>
+              <w:rPr>
+                <w:rFonts w:ascii="Meiryo UI" w:cs="Meiryo UI" w:eastAsia="Meiryo UI" w:hAnsi="Meiryo UI"/>
+                <w:b/>
+                <w:bCs/>
+                <w:sz w:val="18"/>
+                <w:szCs w:val="18"/>
+              </w:rPr>
+              <w:t xml:space="preserve">7月1日</w:t>
             </w:r>
           </w:p>
         </w:tc>
@@ -14846,75 +15502,7 @@
       <w:tr>
         <w:tc>
           <w:tcPr>
-            <w:tcW w:type="dxa" w:w="4500"/>
-            <w:tcBorders>
-              <w:top w:val="single" w:color="CCCCCC" w:sz="1"/>
-              <w:left w:val="single" w:color="CCCCCC" w:sz="1"/>
-              <w:bottom w:val="single" w:color="CCCCCC" w:sz="1"/>
-              <w:right w:val="single" w:color="CCCCCC" w:sz="1"/>
-            </w:tcBorders>
-            <w:tcMar>
-              <w:top w:type="dxa" w:w="60"/>
-              <w:left w:type="dxa" w:w="100"/>
-              <w:bottom w:type="dxa" w:w="60"/>
-              <w:right w:type="dxa" w:w="100"/>
-            </w:tcMar>
-            <w:vAlign w:val="center"/>
-          </w:tcPr>
-          <w:p>
-            <w:pPr>
-              <w:jc w:val="left"/>
-            </w:pPr>
-            <w:r>
-              <w:rPr>
-                <w:rFonts w:ascii="Meiryo UI" w:cs="Meiryo UI" w:eastAsia="Meiryo UI" w:hAnsi="Meiryo UI"/>
-                <w:b w:val="false"/>
-                <w:bCs w:val="false"/>
-                <w:sz w:val="18"/>
-                <w:szCs w:val="18"/>
-              </w:rPr>
-              <w:t xml:space="preserve">2.5年</w:t>
-            </w:r>
-          </w:p>
-        </w:tc>
-        <w:tc>
-          <w:tcPr>
-            <w:tcW w:type="dxa" w:w="4526"/>
-            <w:tcBorders>
-              <w:top w:val="single" w:color="CCCCCC" w:sz="1"/>
-              <w:left w:val="single" w:color="CCCCCC" w:sz="1"/>
-              <w:bottom w:val="single" w:color="CCCCCC" w:sz="1"/>
-              <w:right w:val="single" w:color="CCCCCC" w:sz="1"/>
-            </w:tcBorders>
-            <w:tcMar>
-              <w:top w:type="dxa" w:w="60"/>
-              <w:left w:type="dxa" w:w="100"/>
-              <w:bottom w:type="dxa" w:w="60"/>
-              <w:right w:type="dxa" w:w="100"/>
-            </w:tcMar>
-            <w:vAlign w:val="center"/>
-          </w:tcPr>
-          <w:p>
-            <w:pPr>
-              <w:jc w:val="left"/>
-            </w:pPr>
-            <w:r>
-              <w:rPr>
-                <w:rFonts w:ascii="Meiryo UI" w:cs="Meiryo UI" w:eastAsia="Meiryo UI" w:hAnsi="Meiryo UI"/>
-                <w:b w:val="false"/>
-                <w:bCs w:val="false"/>
-                <w:sz w:val="18"/>
-                <w:szCs w:val="18"/>
-              </w:rPr>
-              <w:t xml:space="preserve">12日</w:t>
-            </w:r>
-          </w:p>
-        </w:tc>
-      </w:tr>
-      <w:tr>
-        <w:tc>
-          <w:tcPr>
-            <w:tcW w:type="dxa" w:w="4500"/>
+            <w:tcW w:type="dxa" w:w="3500"/>
             <w:tcBorders>
               <w:top w:val="single" w:color="CCCCCC" w:sz="1"/>
               <w:left w:val="single" w:color="CCCCCC" w:sz="1"/>
@@ -14942,13 +15530,13 @@
                 <w:sz w:val="18"/>
                 <w:szCs w:val="18"/>
               </w:rPr>
-              <w:t xml:space="preserve">3.5年</w:t>
-            </w:r>
-          </w:p>
-        </w:tc>
-        <w:tc>
-          <w:tcPr>
-            <w:tcW w:type="dxa" w:w="4526"/>
+              <w:t xml:space="preserve">7月1日〜12月31日入社</w:t>
+            </w:r>
+          </w:p>
+        </w:tc>
+        <w:tc>
+          <w:tcPr>
+            <w:tcW w:type="dxa" w:w="2700"/>
             <w:tcBorders>
               <w:top w:val="single" w:color="CCCCCC" w:sz="1"/>
               <w:left w:val="single" w:color="CCCCCC" w:sz="1"/>
@@ -14976,218 +15564,86 @@
                 <w:sz w:val="18"/>
                 <w:szCs w:val="18"/>
               </w:rPr>
-              <w:t xml:space="preserve">14日</w:t>
-            </w:r>
-          </w:p>
-        </w:tc>
-      </w:tr>
-      <w:tr>
-        <w:tc>
-          <w:tcPr>
-            <w:tcW w:type="dxa" w:w="4500"/>
-            <w:tcBorders>
-              <w:top w:val="single" w:color="CCCCCC" w:sz="1"/>
-              <w:left w:val="single" w:color="CCCCCC" w:sz="1"/>
-              <w:bottom w:val="single" w:color="CCCCCC" w:sz="1"/>
-              <w:right w:val="single" w:color="CCCCCC" w:sz="1"/>
-            </w:tcBorders>
-            <w:tcMar>
-              <w:top w:type="dxa" w:w="60"/>
-              <w:left w:type="dxa" w:w="100"/>
-              <w:bottom w:type="dxa" w:w="60"/>
-              <w:right w:type="dxa" w:w="100"/>
-            </w:tcMar>
-            <w:vAlign w:val="center"/>
-          </w:tcPr>
-          <w:p>
-            <w:pPr>
-              <w:jc w:val="left"/>
-            </w:pPr>
-            <w:r>
-              <w:rPr>
-                <w:rFonts w:ascii="Meiryo UI" w:cs="Meiryo UI" w:eastAsia="Meiryo UI" w:hAnsi="Meiryo UI"/>
-                <w:b w:val="false"/>
-                <w:bCs w:val="false"/>
-                <w:sz w:val="18"/>
-                <w:szCs w:val="18"/>
-              </w:rPr>
-              <w:t xml:space="preserve">4.5年</w:t>
-            </w:r>
-          </w:p>
-        </w:tc>
-        <w:tc>
-          <w:tcPr>
-            <w:tcW w:type="dxa" w:w="4526"/>
-            <w:tcBorders>
-              <w:top w:val="single" w:color="CCCCCC" w:sz="1"/>
-              <w:left w:val="single" w:color="CCCCCC" w:sz="1"/>
-              <w:bottom w:val="single" w:color="CCCCCC" w:sz="1"/>
-              <w:right w:val="single" w:color="CCCCCC" w:sz="1"/>
-            </w:tcBorders>
-            <w:tcMar>
-              <w:top w:type="dxa" w:w="60"/>
-              <w:left w:type="dxa" w:w="100"/>
-              <w:bottom w:type="dxa" w:w="60"/>
-              <w:right w:type="dxa" w:w="100"/>
-            </w:tcMar>
-            <w:vAlign w:val="center"/>
-          </w:tcPr>
-          <w:p>
-            <w:pPr>
-              <w:jc w:val="left"/>
-            </w:pPr>
-            <w:r>
-              <w:rPr>
-                <w:rFonts w:ascii="Meiryo UI" w:cs="Meiryo UI" w:eastAsia="Meiryo UI" w:hAnsi="Meiryo UI"/>
-                <w:b w:val="false"/>
-                <w:bCs w:val="false"/>
-                <w:sz w:val="18"/>
-                <w:szCs w:val="18"/>
-              </w:rPr>
-              <w:t xml:space="preserve">16日</w:t>
-            </w:r>
-          </w:p>
-        </w:tc>
-      </w:tr>
-      <w:tr>
-        <w:tc>
-          <w:tcPr>
-            <w:tcW w:type="dxa" w:w="4500"/>
-            <w:tcBorders>
-              <w:top w:val="single" w:color="CCCCCC" w:sz="1"/>
-              <w:left w:val="single" w:color="CCCCCC" w:sz="1"/>
-              <w:bottom w:val="single" w:color="CCCCCC" w:sz="1"/>
-              <w:right w:val="single" w:color="CCCCCC" w:sz="1"/>
-            </w:tcBorders>
-            <w:shd w:fill="F2F2F2" w:val="clear"/>
-            <w:tcMar>
-              <w:top w:type="dxa" w:w="60"/>
-              <w:left w:type="dxa" w:w="100"/>
-              <w:bottom w:type="dxa" w:w="60"/>
-              <w:right w:type="dxa" w:w="100"/>
-            </w:tcMar>
-            <w:vAlign w:val="center"/>
-          </w:tcPr>
-          <w:p>
-            <w:pPr>
-              <w:jc w:val="left"/>
-            </w:pPr>
-            <w:r>
-              <w:rPr>
-                <w:rFonts w:ascii="Meiryo UI" w:cs="Meiryo UI" w:eastAsia="Meiryo UI" w:hAnsi="Meiryo UI"/>
-                <w:b w:val="false"/>
-                <w:bCs w:val="false"/>
-                <w:sz w:val="18"/>
-                <w:szCs w:val="18"/>
-              </w:rPr>
-              <w:t xml:space="preserve">5.5年</w:t>
-            </w:r>
-          </w:p>
-        </w:tc>
-        <w:tc>
-          <w:tcPr>
-            <w:tcW w:type="dxa" w:w="4526"/>
-            <w:tcBorders>
-              <w:top w:val="single" w:color="CCCCCC" w:sz="1"/>
-              <w:left w:val="single" w:color="CCCCCC" w:sz="1"/>
-              <w:bottom w:val="single" w:color="CCCCCC" w:sz="1"/>
-              <w:right w:val="single" w:color="CCCCCC" w:sz="1"/>
-            </w:tcBorders>
-            <w:shd w:fill="F2F2F2" w:val="clear"/>
-            <w:tcMar>
-              <w:top w:type="dxa" w:w="60"/>
-              <w:left w:type="dxa" w:w="100"/>
-              <w:bottom w:type="dxa" w:w="60"/>
-              <w:right w:type="dxa" w:w="100"/>
-            </w:tcMar>
-            <w:vAlign w:val="center"/>
-          </w:tcPr>
-          <w:p>
-            <w:pPr>
-              <w:jc w:val="left"/>
-            </w:pPr>
-            <w:r>
-              <w:rPr>
-                <w:rFonts w:ascii="Meiryo UI" w:cs="Meiryo UI" w:eastAsia="Meiryo UI" w:hAnsi="Meiryo UI"/>
-                <w:b w:val="false"/>
-                <w:bCs w:val="false"/>
-                <w:sz w:val="18"/>
-                <w:szCs w:val="18"/>
-              </w:rPr>
-              <w:t xml:space="preserve">18日</w:t>
-            </w:r>
-          </w:p>
-        </w:tc>
-      </w:tr>
-      <w:tr>
-        <w:tc>
-          <w:tcPr>
-            <w:tcW w:type="dxa" w:w="4500"/>
-            <w:tcBorders>
-              <w:top w:val="single" w:color="CCCCCC" w:sz="1"/>
-              <w:left w:val="single" w:color="CCCCCC" w:sz="1"/>
-              <w:bottom w:val="single" w:color="CCCCCC" w:sz="1"/>
-              <w:right w:val="single" w:color="CCCCCC" w:sz="1"/>
-            </w:tcBorders>
-            <w:tcMar>
-              <w:top w:type="dxa" w:w="60"/>
-              <w:left w:type="dxa" w:w="100"/>
-              <w:bottom w:type="dxa" w:w="60"/>
-              <w:right w:type="dxa" w:w="100"/>
-            </w:tcMar>
-            <w:vAlign w:val="center"/>
-          </w:tcPr>
-          <w:p>
-            <w:pPr>
-              <w:jc w:val="left"/>
-            </w:pPr>
-            <w:r>
-              <w:rPr>
-                <w:rFonts w:ascii="Meiryo UI" w:cs="Meiryo UI" w:eastAsia="Meiryo UI" w:hAnsi="Meiryo UI"/>
-                <w:b w:val="false"/>
-                <w:bCs w:val="false"/>
-                <w:sz w:val="18"/>
-                <w:szCs w:val="18"/>
-              </w:rPr>
-              <w:t xml:space="preserve">6.5年以上</w:t>
-            </w:r>
-          </w:p>
-        </w:tc>
-        <w:tc>
-          <w:tcPr>
-            <w:tcW w:type="dxa" w:w="4526"/>
-            <w:tcBorders>
-              <w:top w:val="single" w:color="CCCCCC" w:sz="1"/>
-              <w:left w:val="single" w:color="CCCCCC" w:sz="1"/>
-              <w:bottom w:val="single" w:color="CCCCCC" w:sz="1"/>
-              <w:right w:val="single" w:color="CCCCCC" w:sz="1"/>
-            </w:tcBorders>
-            <w:tcMar>
-              <w:top w:type="dxa" w:w="60"/>
-              <w:left w:type="dxa" w:w="100"/>
-              <w:bottom w:type="dxa" w:w="60"/>
-              <w:right w:type="dxa" w:w="100"/>
-            </w:tcMar>
-            <w:vAlign w:val="center"/>
-          </w:tcPr>
-          <w:p>
-            <w:pPr>
-              <w:jc w:val="left"/>
-            </w:pPr>
-            <w:r>
-              <w:rPr>
-                <w:rFonts w:ascii="Meiryo UI" w:cs="Meiryo UI" w:eastAsia="Meiryo UI" w:hAnsi="Meiryo UI"/>
-                <w:b w:val="false"/>
-                <w:bCs w:val="false"/>
-                <w:sz w:val="18"/>
-                <w:szCs w:val="18"/>
-              </w:rPr>
-              <w:t xml:space="preserve">20日</w:t>
+              <w:t xml:space="preserve">12月31日</w:t>
+            </w:r>
+          </w:p>
+        </w:tc>
+        <w:tc>
+          <w:tcPr>
+            <w:tcW w:type="dxa" w:w="2826"/>
+            <w:tcBorders>
+              <w:top w:val="single" w:color="CCCCCC" w:sz="1"/>
+              <w:left w:val="single" w:color="CCCCCC" w:sz="1"/>
+              <w:bottom w:val="single" w:color="CCCCCC" w:sz="1"/>
+              <w:right w:val="single" w:color="CCCCCC" w:sz="1"/>
+            </w:tcBorders>
+            <w:tcMar>
+              <w:top w:type="dxa" w:w="60"/>
+              <w:left w:type="dxa" w:w="100"/>
+              <w:bottom w:type="dxa" w:w="60"/>
+              <w:right w:type="dxa" w:w="100"/>
+            </w:tcMar>
+            <w:vAlign w:val="center"/>
+          </w:tcPr>
+          <w:p>
+            <w:pPr>
+              <w:jc w:val="left"/>
+            </w:pPr>
+            <w:r>
+              <w:rPr>
+                <w:rFonts w:ascii="Meiryo UI" w:cs="Meiryo UI" w:eastAsia="Meiryo UI" w:hAnsi="Meiryo UI"/>
+                <w:b/>
+                <w:bCs/>
+                <w:sz w:val="18"/>
+                <w:szCs w:val="18"/>
+              </w:rPr>
+              <w:t xml:space="preserve">1月1日</w:t>
             </w:r>
           </w:p>
         </w:tc>
       </w:tr>
     </w:tbl>
+    <w:p>
+      <w:pPr>
+        <w:spacing w:after="80"/>
+      </w:pPr>
+    </w:p>
+    <w:p>
+      <w:pPr>
+        <w:pStyle w:val="ListParagraph"/>
+        <w:numPr>
+          <w:ilvl w:val="0"/>
+          <w:numId w:val="2"/>
+        </w:numPr>
+        <w:spacing w:after="60"/>
+      </w:pPr>
+      <w:r>
+        <w:rPr>
+          <w:rFonts w:ascii="Meiryo UI" w:cs="Meiryo UI" w:eastAsia="Meiryo UI" w:hAnsi="Meiryo UI"/>
+          <w:sz w:val="20"/>
+          <w:szCs w:val="20"/>
+        </w:rPr>
+        <w:t xml:space="preserve">入社時付与: 入社日当日に2日付与</w:t>
+      </w:r>
+    </w:p>
+    <w:p>
+      <w:pPr>
+        <w:pStyle w:val="ListParagraph"/>
+        <w:numPr>
+          <w:ilvl w:val="0"/>
+          <w:numId w:val="2"/>
+        </w:numPr>
+        <w:spacing w:after="60"/>
+      </w:pPr>
+      <w:r>
+        <w:rPr>
+          <w:rFonts w:ascii="Meiryo UI" w:cs="Meiryo UI" w:eastAsia="Meiryo UI" w:hAnsi="Meiryo UI"/>
+          <w:sz w:val="20"/>
+          <w:szCs w:val="20"/>
+        </w:rPr>
+        <w:t xml:space="preserve">みなし規定: 入社日〜最初の基準日が6ヶ月未満の場合、6ヶ月勤続とみなして付与</w:t>
+      </w:r>
+    </w:p>
     <w:p>
       <w:pPr>
         <w:spacing w:after="80"/>
@@ -16607,7 +17063,7 @@
                 <w:sz w:val="18"/>
                 <w:szCs w:val="18"/>
               </w:rPr>
-              <w:t xml:space="preserve">入社日ベースで年次有給休暇を自動付与</w:t>
+              <w:t xml:space="preserve">基準日方式（7/1・1/1）で有給付与 + 入社時2日付与</w:t>
             </w:r>
           </w:p>
         </w:tc>
